--- a/CourseProject/project_documentation.docx
+++ b/CourseProject/project_documentation.docx
@@ -2027,7 +2027,7 @@
                 <w:sz w:val="24"/>
                 <w:szCs w:val="24"/>
               </w:rPr>
-              <w:t>4</w:t>
+              <w:t>3</w:t>
             </w:r>
             <w:r>
               <w:rPr>
@@ -2577,7 +2577,7 @@
                 <w:sz w:val="24"/>
                 <w:szCs w:val="24"/>
               </w:rPr>
-              <w:t>5</w:t>
+              <w:t>4</w:t>
             </w:r>
             <w:r>
               <w:rPr>
@@ -2686,7 +2686,7 @@
                 <w:sz w:val="24"/>
                 <w:szCs w:val="24"/>
               </w:rPr>
-              <w:t>5</w:t>
+              <w:t>4</w:t>
             </w:r>
             <w:r>
               <w:rPr>
@@ -3342,7 +3342,7 @@
                 <w:sz w:val="24"/>
                 <w:szCs w:val="24"/>
               </w:rPr>
-              <w:t>8</w:t>
+              <w:t>7</w:t>
             </w:r>
             <w:r>
               <w:rPr>
@@ -3463,7 +3463,7 @@
                 <w:sz w:val="24"/>
                 <w:szCs w:val="24"/>
               </w:rPr>
-              <w:t>8</w:t>
+              <w:t>7</w:t>
             </w:r>
             <w:r>
               <w:rPr>
@@ -3572,7 +3572,7 @@
                 <w:sz w:val="24"/>
                 <w:szCs w:val="24"/>
               </w:rPr>
-              <w:t>8</w:t>
+              <w:t>7</w:t>
             </w:r>
             <w:r>
               <w:rPr>
@@ -4045,7 +4045,7 @@
                 <w:sz w:val="24"/>
                 <w:szCs w:val="24"/>
               </w:rPr>
-              <w:t>9</w:t>
+              <w:t>8</w:t>
             </w:r>
             <w:r>
               <w:rPr>

--- a/CourseProject/project_documentation.docx
+++ b/CourseProject/project_documentation.docx
@@ -446,16 +446,9 @@
           <w:szCs w:val="28"/>
           <w:lang w:val="bg-BG"/>
         </w:rPr>
-        <w:t>Дата на предаване: 26/10/2025г.</w:t>
-      </w:r>
-    </w:p>
-    <w:p>
-      <w:pPr>
-        <w:pBdr>
-          <w:bottom w:val="single" w:sz="12" w:space="1" w:color="auto"/>
-        </w:pBdr>
-        <w:spacing w:line="240" w:lineRule="auto"/>
-        <w:jc w:val="center"/>
+        <w:t xml:space="preserve">Дата на предаване: </w:t>
+      </w:r>
+      <w:r>
         <w:rPr>
           <w:rFonts w:cs="Times New Roman"/>
           <w:b/>
@@ -463,11 +456,60 @@
           <w:sz w:val="28"/>
           <w:szCs w:val="28"/>
         </w:rPr>
-      </w:pPr>
-    </w:p>
-    <w:p>
-      <w:pPr>
-        <w:pStyle w:val="1"/>
+        <w:t>01</w:t>
+      </w:r>
+      <w:r>
+        <w:rPr>
+          <w:rFonts w:cs="Times New Roman"/>
+          <w:b/>
+          <w:bCs/>
+          <w:sz w:val="28"/>
+          <w:szCs w:val="28"/>
+          <w:lang w:val="bg-BG"/>
+        </w:rPr>
+        <w:t>/1</w:t>
+      </w:r>
+      <w:r>
+        <w:rPr>
+          <w:rFonts w:cs="Times New Roman"/>
+          <w:b/>
+          <w:bCs/>
+          <w:sz w:val="28"/>
+          <w:szCs w:val="28"/>
+        </w:rPr>
+        <w:t>1</w:t>
+      </w:r>
+      <w:r>
+        <w:rPr>
+          <w:rFonts w:cs="Times New Roman"/>
+          <w:b/>
+          <w:bCs/>
+          <w:sz w:val="28"/>
+          <w:szCs w:val="28"/>
+          <w:lang w:val="bg-BG"/>
+        </w:rPr>
+        <w:t>/2025г.</w:t>
+      </w:r>
+    </w:p>
+    <w:p>
+      <w:pPr>
+        <w:pBdr>
+          <w:bottom w:val="single" w:sz="12" w:space="1" w:color="auto"/>
+        </w:pBdr>
+        <w:spacing w:line="240" w:lineRule="auto"/>
+        <w:jc w:val="center"/>
+        <w:rPr>
+          <w:rFonts w:cs="Times New Roman"/>
+          <w:b/>
+          <w:bCs/>
+          <w:sz w:val="28"/>
+          <w:szCs w:val="28"/>
+        </w:rPr>
+      </w:pPr>
+    </w:p>
+    <w:p>
+      <w:pPr>
+        <w:pStyle w:val="Heading1"/>
         <w:spacing w:line="240" w:lineRule="auto"/>
         <w:jc w:val="center"/>
         <w:rPr>
@@ -541,7 +583,7 @@
     </w:p>
     <w:p>
       <w:pPr>
-        <w:pStyle w:val="1"/>
+        <w:pStyle w:val="Heading1"/>
         <w:numPr>
           <w:ilvl w:val="0"/>
           <w:numId w:val="1"/>
@@ -1025,20 +1067,20 @@
       <w:sdtContent>
         <w:p>
           <w:pPr>
-            <w:pStyle w:val="ae"/>
+            <w:pStyle w:val="TOCHeading"/>
             <w:numPr>
               <w:ilvl w:val="0"/>
               <w:numId w:val="1"/>
             </w:numPr>
             <w:spacing w:line="240" w:lineRule="auto"/>
             <w:rPr>
-              <w:rStyle w:val="10"/>
+              <w:rStyle w:val="Heading1Char"/>
             </w:rPr>
           </w:pPr>
           <w:proofErr w:type="spellStart"/>
           <w:r>
             <w:rPr>
-              <w:rStyle w:val="10"/>
+              <w:rStyle w:val="Heading1Char"/>
             </w:rPr>
             <w:t>Съдържание</w:t>
           </w:r>
@@ -1046,7 +1088,7 @@
         </w:p>
         <w:p>
           <w:pPr>
-            <w:pStyle w:val="11"/>
+            <w:pStyle w:val="TOC1"/>
             <w:tabs>
               <w:tab w:val="right" w:leader="dot" w:pos="9062"/>
             </w:tabs>
@@ -1072,7 +1114,7 @@
           <w:hyperlink w:anchor="_Toc212377074" w:history="1">
             <w:r>
               <w:rPr>
-                <w:rStyle w:val="af"/>
+                <w:rStyle w:val="Hyperlink"/>
                 <w:rFonts w:ascii="Times New Roman" w:hAnsi="Times New Roman"/>
                 <w:noProof/>
                 <w:sz w:val="24"/>
@@ -1153,7 +1195,7 @@
         </w:p>
         <w:p>
           <w:pPr>
-            <w:pStyle w:val="11"/>
+            <w:pStyle w:val="TOC1"/>
             <w:tabs>
               <w:tab w:val="left" w:pos="440"/>
               <w:tab w:val="right" w:leader="dot" w:pos="9062"/>
@@ -1171,7 +1213,7 @@
           <w:hyperlink w:anchor="_Toc212377075" w:history="1">
             <w:r>
               <w:rPr>
-                <w:rStyle w:val="af"/>
+                <w:rStyle w:val="Hyperlink"/>
                 <w:rFonts w:ascii="Times New Roman" w:hAnsi="Times New Roman"/>
                 <w:noProof/>
                 <w:sz w:val="24"/>
@@ -1193,7 +1235,7 @@
             </w:r>
             <w:r>
               <w:rPr>
-                <w:rStyle w:val="af"/>
+                <w:rStyle w:val="Hyperlink"/>
                 <w:rFonts w:ascii="Times New Roman" w:hAnsi="Times New Roman"/>
                 <w:noProof/>
                 <w:sz w:val="24"/>
@@ -1275,7 +1317,7 @@
         </w:p>
         <w:p>
           <w:pPr>
-            <w:pStyle w:val="11"/>
+            <w:pStyle w:val="TOC1"/>
             <w:tabs>
               <w:tab w:val="right" w:leader="dot" w:pos="9062"/>
             </w:tabs>
@@ -1292,7 +1334,7 @@
           <w:hyperlink w:anchor="_Toc212377076" w:history="1">
             <w:r>
               <w:rPr>
-                <w:rStyle w:val="af"/>
+                <w:rStyle w:val="Hyperlink"/>
                 <w:rFonts w:ascii="Times New Roman" w:hAnsi="Times New Roman"/>
                 <w:noProof/>
                 <w:sz w:val="24"/>
@@ -1303,7 +1345,7 @@
             </w:r>
             <w:r>
               <w:rPr>
-                <w:rStyle w:val="af"/>
+                <w:rStyle w:val="Hyperlink"/>
                 <w:rFonts w:ascii="Times New Roman" w:hAnsi="Times New Roman"/>
                 <w:noProof/>
                 <w:sz w:val="24"/>
@@ -1384,7 +1426,7 @@
         </w:p>
         <w:p>
           <w:pPr>
-            <w:pStyle w:val="21"/>
+            <w:pStyle w:val="TOC2"/>
             <w:tabs>
               <w:tab w:val="right" w:leader="dot" w:pos="9062"/>
             </w:tabs>
@@ -1401,7 +1443,7 @@
           <w:hyperlink w:anchor="_Toc212377077" w:history="1">
             <w:r>
               <w:rPr>
-                <w:rStyle w:val="af"/>
+                <w:rStyle w:val="Hyperlink"/>
                 <w:rFonts w:ascii="Times New Roman" w:hAnsi="Times New Roman"/>
                 <w:noProof/>
                 <w:sz w:val="24"/>
@@ -1412,7 +1454,7 @@
             </w:r>
             <w:r>
               <w:rPr>
-                <w:rStyle w:val="af"/>
+                <w:rStyle w:val="Hyperlink"/>
                 <w:rFonts w:ascii="Times New Roman" w:hAnsi="Times New Roman"/>
                 <w:noProof/>
                 <w:sz w:val="24"/>
@@ -1493,7 +1535,7 @@
         </w:p>
         <w:p>
           <w:pPr>
-            <w:pStyle w:val="21"/>
+            <w:pStyle w:val="TOC2"/>
             <w:tabs>
               <w:tab w:val="right" w:leader="dot" w:pos="9062"/>
             </w:tabs>
@@ -1510,7 +1552,7 @@
           <w:hyperlink w:anchor="_Toc212377078" w:history="1">
             <w:r>
               <w:rPr>
-                <w:rStyle w:val="af"/>
+                <w:rStyle w:val="Hyperlink"/>
                 <w:rFonts w:ascii="Times New Roman" w:hAnsi="Times New Roman"/>
                 <w:noProof/>
                 <w:sz w:val="24"/>
@@ -1591,7 +1633,7 @@
         </w:p>
         <w:p>
           <w:pPr>
-            <w:pStyle w:val="21"/>
+            <w:pStyle w:val="TOC2"/>
             <w:tabs>
               <w:tab w:val="right" w:leader="dot" w:pos="9062"/>
             </w:tabs>
@@ -1608,7 +1650,7 @@
           <w:hyperlink w:anchor="_Toc212377079" w:history="1">
             <w:r>
               <w:rPr>
-                <w:rStyle w:val="af"/>
+                <w:rStyle w:val="Hyperlink"/>
                 <w:rFonts w:ascii="Times New Roman" w:hAnsi="Times New Roman"/>
                 <w:noProof/>
                 <w:sz w:val="24"/>
@@ -1619,7 +1661,7 @@
             </w:r>
             <w:r>
               <w:rPr>
-                <w:rStyle w:val="af"/>
+                <w:rStyle w:val="Hyperlink"/>
                 <w:rFonts w:ascii="Times New Roman" w:hAnsi="Times New Roman"/>
                 <w:noProof/>
                 <w:sz w:val="24"/>
@@ -1700,7 +1742,7 @@
         </w:p>
         <w:p>
           <w:pPr>
-            <w:pStyle w:val="11"/>
+            <w:pStyle w:val="TOC1"/>
             <w:tabs>
               <w:tab w:val="left" w:pos="440"/>
               <w:tab w:val="right" w:leader="dot" w:pos="9062"/>
@@ -1718,7 +1760,7 @@
           <w:hyperlink w:anchor="_Toc212377080" w:history="1">
             <w:r>
               <w:rPr>
-                <w:rStyle w:val="af"/>
+                <w:rStyle w:val="Hyperlink"/>
                 <w:rFonts w:ascii="Times New Roman" w:hAnsi="Times New Roman"/>
                 <w:noProof/>
                 <w:sz w:val="24"/>
@@ -1740,7 +1782,7 @@
             </w:r>
             <w:r>
               <w:rPr>
-                <w:rStyle w:val="af"/>
+                <w:rStyle w:val="Hyperlink"/>
                 <w:rFonts w:ascii="Times New Roman" w:hAnsi="Times New Roman"/>
                 <w:noProof/>
                 <w:sz w:val="24"/>
@@ -1822,7 +1864,7 @@
         </w:p>
         <w:p>
           <w:pPr>
-            <w:pStyle w:val="21"/>
+            <w:pStyle w:val="TOC2"/>
             <w:tabs>
               <w:tab w:val="right" w:leader="dot" w:pos="9062"/>
             </w:tabs>
@@ -1839,7 +1881,7 @@
           <w:hyperlink w:anchor="_Toc212377081" w:history="1">
             <w:r>
               <w:rPr>
-                <w:rStyle w:val="af"/>
+                <w:rStyle w:val="Hyperlink"/>
                 <w:rFonts w:ascii="Times New Roman" w:hAnsi="Times New Roman"/>
                 <w:noProof/>
                 <w:sz w:val="24"/>
@@ -1921,7 +1963,7 @@
         </w:p>
         <w:p>
           <w:pPr>
-            <w:pStyle w:val="21"/>
+            <w:pStyle w:val="TOC2"/>
             <w:tabs>
               <w:tab w:val="left" w:pos="960"/>
               <w:tab w:val="right" w:leader="dot" w:pos="9062"/>
@@ -1939,7 +1981,7 @@
           <w:hyperlink w:anchor="_Toc212377082" w:history="1">
             <w:r>
               <w:rPr>
-                <w:rStyle w:val="af"/>
+                <w:rStyle w:val="Hyperlink"/>
                 <w:rFonts w:ascii="Times New Roman" w:hAnsi="Times New Roman"/>
                 <w:noProof/>
                 <w:sz w:val="24"/>
@@ -1962,7 +2004,7 @@
             </w:r>
             <w:r>
               <w:rPr>
-                <w:rStyle w:val="af"/>
+                <w:rStyle w:val="Hyperlink"/>
                 <w:rFonts w:ascii="Times New Roman" w:hAnsi="Times New Roman"/>
                 <w:noProof/>
                 <w:sz w:val="24"/>
@@ -2043,7 +2085,7 @@
         </w:p>
         <w:p>
           <w:pPr>
-            <w:pStyle w:val="11"/>
+            <w:pStyle w:val="TOC1"/>
             <w:tabs>
               <w:tab w:val="left" w:pos="440"/>
               <w:tab w:val="right" w:leader="dot" w:pos="9062"/>
@@ -2061,7 +2103,7 @@
           <w:hyperlink w:anchor="_Toc212377083" w:history="1">
             <w:r>
               <w:rPr>
-                <w:rStyle w:val="af"/>
+                <w:rStyle w:val="Hyperlink"/>
                 <w:rFonts w:ascii="Times New Roman" w:hAnsi="Times New Roman"/>
                 <w:noProof/>
                 <w:sz w:val="24"/>
@@ -2083,7 +2125,7 @@
             </w:r>
             <w:r>
               <w:rPr>
-                <w:rStyle w:val="af"/>
+                <w:rStyle w:val="Hyperlink"/>
                 <w:rFonts w:ascii="Times New Roman" w:hAnsi="Times New Roman"/>
                 <w:noProof/>
                 <w:sz w:val="24"/>
@@ -2164,7 +2206,7 @@
         </w:p>
         <w:p>
           <w:pPr>
-            <w:pStyle w:val="21"/>
+            <w:pStyle w:val="TOC2"/>
             <w:tabs>
               <w:tab w:val="right" w:leader="dot" w:pos="9062"/>
             </w:tabs>
@@ -2181,7 +2223,7 @@
           <w:hyperlink w:anchor="_Toc212377084" w:history="1">
             <w:r>
               <w:rPr>
-                <w:rStyle w:val="af"/>
+                <w:rStyle w:val="Hyperlink"/>
                 <w:rFonts w:ascii="Times New Roman" w:hAnsi="Times New Roman"/>
                 <w:noProof/>
                 <w:sz w:val="24"/>
@@ -2263,7 +2305,7 @@
         </w:p>
         <w:p>
           <w:pPr>
-            <w:pStyle w:val="21"/>
+            <w:pStyle w:val="TOC2"/>
             <w:tabs>
               <w:tab w:val="right" w:leader="dot" w:pos="9062"/>
             </w:tabs>
@@ -2280,7 +2322,7 @@
           <w:hyperlink w:anchor="_Toc212377085" w:history="1">
             <w:r>
               <w:rPr>
-                <w:rStyle w:val="af"/>
+                <w:rStyle w:val="Hyperlink"/>
                 <w:rFonts w:ascii="Times New Roman" w:hAnsi="Times New Roman"/>
                 <w:noProof/>
                 <w:sz w:val="24"/>
@@ -2291,7 +2333,7 @@
             </w:r>
             <w:r>
               <w:rPr>
-                <w:rStyle w:val="af"/>
+                <w:rStyle w:val="Hyperlink"/>
                 <w:rFonts w:ascii="Times New Roman" w:hAnsi="Times New Roman"/>
                 <w:noProof/>
                 <w:sz w:val="24"/>
@@ -2372,7 +2414,7 @@
         </w:p>
         <w:p>
           <w:pPr>
-            <w:pStyle w:val="21"/>
+            <w:pStyle w:val="TOC2"/>
             <w:tabs>
               <w:tab w:val="right" w:leader="dot" w:pos="9062"/>
             </w:tabs>
@@ -2389,7 +2431,7 @@
           <w:hyperlink w:anchor="_Toc212377086" w:history="1">
             <w:r>
               <w:rPr>
-                <w:rStyle w:val="af"/>
+                <w:rStyle w:val="Hyperlink"/>
                 <w:rFonts w:ascii="Times New Roman" w:hAnsi="Times New Roman"/>
                 <w:noProof/>
                 <w:sz w:val="24"/>
@@ -2471,7 +2513,7 @@
         </w:p>
         <w:p>
           <w:pPr>
-            <w:pStyle w:val="11"/>
+            <w:pStyle w:val="TOC1"/>
             <w:tabs>
               <w:tab w:val="left" w:pos="440"/>
               <w:tab w:val="right" w:leader="dot" w:pos="9062"/>
@@ -2489,7 +2531,7 @@
           <w:hyperlink w:anchor="_Toc212377087" w:history="1">
             <w:r>
               <w:rPr>
-                <w:rStyle w:val="af"/>
+                <w:rStyle w:val="Hyperlink"/>
                 <w:rFonts w:ascii="Times New Roman" w:hAnsi="Times New Roman"/>
                 <w:noProof/>
                 <w:sz w:val="24"/>
@@ -2511,7 +2553,7 @@
             </w:r>
             <w:r>
               <w:rPr>
-                <w:rStyle w:val="af"/>
+                <w:rStyle w:val="Hyperlink"/>
                 <w:rFonts w:ascii="Times New Roman" w:hAnsi="Times New Roman"/>
                 <w:noProof/>
                 <w:sz w:val="24"/>
@@ -2593,7 +2635,7 @@
         </w:p>
         <w:p>
           <w:pPr>
-            <w:pStyle w:val="21"/>
+            <w:pStyle w:val="TOC2"/>
             <w:tabs>
               <w:tab w:val="right" w:leader="dot" w:pos="9062"/>
             </w:tabs>
@@ -2610,7 +2652,7 @@
           <w:hyperlink w:anchor="_Toc212377088" w:history="1">
             <w:r>
               <w:rPr>
-                <w:rStyle w:val="af"/>
+                <w:rStyle w:val="Hyperlink"/>
                 <w:rFonts w:ascii="Times New Roman" w:hAnsi="Times New Roman"/>
                 <w:noProof/>
                 <w:sz w:val="24"/>
@@ -2621,7 +2663,7 @@
             </w:r>
             <w:r>
               <w:rPr>
-                <w:rStyle w:val="af"/>
+                <w:rStyle w:val="Hyperlink"/>
                 <w:rFonts w:ascii="Times New Roman" w:hAnsi="Times New Roman"/>
                 <w:noProof/>
                 <w:sz w:val="24"/>
@@ -2702,7 +2744,7 @@
         </w:p>
         <w:p>
           <w:pPr>
-            <w:pStyle w:val="21"/>
+            <w:pStyle w:val="TOC2"/>
             <w:tabs>
               <w:tab w:val="right" w:leader="dot" w:pos="9062"/>
             </w:tabs>
@@ -2719,7 +2761,7 @@
           <w:hyperlink w:anchor="_Toc212377089" w:history="1">
             <w:r>
               <w:rPr>
-                <w:rStyle w:val="af"/>
+                <w:rStyle w:val="Hyperlink"/>
                 <w:rFonts w:ascii="Times New Roman" w:hAnsi="Times New Roman"/>
                 <w:noProof/>
                 <w:sz w:val="24"/>
@@ -2730,7 +2772,7 @@
             </w:r>
             <w:r>
               <w:rPr>
-                <w:rStyle w:val="af"/>
+                <w:rStyle w:val="Hyperlink"/>
                 <w:rFonts w:ascii="Times New Roman" w:hAnsi="Times New Roman"/>
                 <w:noProof/>
                 <w:sz w:val="24"/>
@@ -2811,7 +2853,7 @@
         </w:p>
         <w:p>
           <w:pPr>
-            <w:pStyle w:val="21"/>
+            <w:pStyle w:val="TOC2"/>
             <w:tabs>
               <w:tab w:val="right" w:leader="dot" w:pos="9062"/>
             </w:tabs>
@@ -2828,7 +2870,7 @@
           <w:hyperlink w:anchor="_Toc212377090" w:history="1">
             <w:r>
               <w:rPr>
-                <w:rStyle w:val="af"/>
+                <w:rStyle w:val="Hyperlink"/>
                 <w:rFonts w:ascii="Times New Roman" w:hAnsi="Times New Roman"/>
                 <w:noProof/>
                 <w:sz w:val="24"/>
@@ -2839,7 +2881,7 @@
             </w:r>
             <w:r>
               <w:rPr>
-                <w:rStyle w:val="af"/>
+                <w:rStyle w:val="Hyperlink"/>
                 <w:rFonts w:ascii="Times New Roman" w:hAnsi="Times New Roman"/>
                 <w:noProof/>
                 <w:sz w:val="24"/>
@@ -2920,7 +2962,7 @@
         </w:p>
         <w:p>
           <w:pPr>
-            <w:pStyle w:val="11"/>
+            <w:pStyle w:val="TOC1"/>
             <w:tabs>
               <w:tab w:val="left" w:pos="440"/>
               <w:tab w:val="right" w:leader="dot" w:pos="9062"/>
@@ -2938,7 +2980,7 @@
           <w:hyperlink w:anchor="_Toc212377091" w:history="1">
             <w:r>
               <w:rPr>
-                <w:rStyle w:val="af"/>
+                <w:rStyle w:val="Hyperlink"/>
                 <w:rFonts w:ascii="Times New Roman" w:hAnsi="Times New Roman"/>
                 <w:noProof/>
                 <w:sz w:val="24"/>
@@ -2960,7 +3002,7 @@
             </w:r>
             <w:r>
               <w:rPr>
-                <w:rStyle w:val="af"/>
+                <w:rStyle w:val="Hyperlink"/>
                 <w:rFonts w:ascii="Times New Roman" w:hAnsi="Times New Roman"/>
                 <w:noProof/>
                 <w:sz w:val="24"/>
@@ -3041,7 +3083,7 @@
         </w:p>
         <w:p>
           <w:pPr>
-            <w:pStyle w:val="21"/>
+            <w:pStyle w:val="TOC2"/>
             <w:tabs>
               <w:tab w:val="right" w:leader="dot" w:pos="9062"/>
             </w:tabs>
@@ -3058,7 +3100,7 @@
           <w:hyperlink w:anchor="_Toc212377092" w:history="1">
             <w:r>
               <w:rPr>
-                <w:rStyle w:val="af"/>
+                <w:rStyle w:val="Hyperlink"/>
                 <w:rFonts w:ascii="Times New Roman" w:hAnsi="Times New Roman"/>
                 <w:noProof/>
                 <w:sz w:val="24"/>
@@ -3069,7 +3111,7 @@
             </w:r>
             <w:r>
               <w:rPr>
-                <w:rStyle w:val="af"/>
+                <w:rStyle w:val="Hyperlink"/>
                 <w:rFonts w:ascii="Times New Roman" w:hAnsi="Times New Roman"/>
                 <w:noProof/>
                 <w:sz w:val="24"/>
@@ -3150,7 +3192,7 @@
         </w:p>
         <w:p>
           <w:pPr>
-            <w:pStyle w:val="21"/>
+            <w:pStyle w:val="TOC2"/>
             <w:tabs>
               <w:tab w:val="right" w:leader="dot" w:pos="9062"/>
             </w:tabs>
@@ -3167,7 +3209,7 @@
           <w:hyperlink w:anchor="_Toc212377093" w:history="1">
             <w:r>
               <w:rPr>
-                <w:rStyle w:val="af"/>
+                <w:rStyle w:val="Hyperlink"/>
                 <w:rFonts w:ascii="Times New Roman" w:hAnsi="Times New Roman"/>
                 <w:noProof/>
                 <w:sz w:val="24"/>
@@ -3178,7 +3220,7 @@
             </w:r>
             <w:r>
               <w:rPr>
-                <w:rStyle w:val="af"/>
+                <w:rStyle w:val="Hyperlink"/>
                 <w:rFonts w:ascii="Times New Roman" w:hAnsi="Times New Roman"/>
                 <w:noProof/>
                 <w:sz w:val="24"/>
@@ -3259,7 +3301,7 @@
         </w:p>
         <w:p>
           <w:pPr>
-            <w:pStyle w:val="21"/>
+            <w:pStyle w:val="TOC2"/>
             <w:tabs>
               <w:tab w:val="right" w:leader="dot" w:pos="9062"/>
             </w:tabs>
@@ -3276,7 +3318,7 @@
           <w:hyperlink w:anchor="_Toc212377094" w:history="1">
             <w:r>
               <w:rPr>
-                <w:rStyle w:val="af"/>
+                <w:rStyle w:val="Hyperlink"/>
                 <w:rFonts w:ascii="Times New Roman" w:hAnsi="Times New Roman"/>
                 <w:noProof/>
                 <w:sz w:val="24"/>
@@ -3358,7 +3400,7 @@
         </w:p>
         <w:p>
           <w:pPr>
-            <w:pStyle w:val="11"/>
+            <w:pStyle w:val="TOC1"/>
             <w:tabs>
               <w:tab w:val="left" w:pos="440"/>
               <w:tab w:val="right" w:leader="dot" w:pos="9062"/>
@@ -3376,7 +3418,7 @@
           <w:hyperlink w:anchor="_Toc212377095" w:history="1">
             <w:r>
               <w:rPr>
-                <w:rStyle w:val="af"/>
+                <w:rStyle w:val="Hyperlink"/>
                 <w:rFonts w:ascii="Times New Roman" w:hAnsi="Times New Roman"/>
                 <w:noProof/>
                 <w:sz w:val="24"/>
@@ -3398,7 +3440,7 @@
             </w:r>
             <w:r>
               <w:rPr>
-                <w:rStyle w:val="af"/>
+                <w:rStyle w:val="Hyperlink"/>
                 <w:rFonts w:ascii="Times New Roman" w:hAnsi="Times New Roman"/>
                 <w:noProof/>
                 <w:sz w:val="24"/>
@@ -3479,7 +3521,7 @@
         </w:p>
         <w:p>
           <w:pPr>
-            <w:pStyle w:val="21"/>
+            <w:pStyle w:val="TOC2"/>
             <w:tabs>
               <w:tab w:val="right" w:leader="dot" w:pos="9062"/>
             </w:tabs>
@@ -3496,7 +3538,7 @@
           <w:hyperlink w:anchor="_Toc212377096" w:history="1">
             <w:r>
               <w:rPr>
-                <w:rStyle w:val="af"/>
+                <w:rStyle w:val="Hyperlink"/>
                 <w:rFonts w:ascii="Times New Roman" w:hAnsi="Times New Roman"/>
                 <w:noProof/>
                 <w:sz w:val="24"/>
@@ -3507,7 +3549,7 @@
             </w:r>
             <w:r>
               <w:rPr>
-                <w:rStyle w:val="af"/>
+                <w:rStyle w:val="Hyperlink"/>
                 <w:rFonts w:ascii="Times New Roman" w:hAnsi="Times New Roman"/>
                 <w:noProof/>
                 <w:sz w:val="24"/>
@@ -3588,7 +3630,7 @@
         </w:p>
         <w:p>
           <w:pPr>
-            <w:pStyle w:val="21"/>
+            <w:pStyle w:val="TOC2"/>
             <w:tabs>
               <w:tab w:val="right" w:leader="dot" w:pos="9062"/>
             </w:tabs>
@@ -3605,7 +3647,7 @@
           <w:hyperlink w:anchor="_Toc212377097" w:history="1">
             <w:r>
               <w:rPr>
-                <w:rStyle w:val="af"/>
+                <w:rStyle w:val="Hyperlink"/>
                 <w:rFonts w:ascii="Times New Roman" w:hAnsi="Times New Roman"/>
                 <w:noProof/>
                 <w:sz w:val="24"/>
@@ -3616,7 +3658,7 @@
             </w:r>
             <w:r>
               <w:rPr>
-                <w:rStyle w:val="af"/>
+                <w:rStyle w:val="Hyperlink"/>
                 <w:rFonts w:ascii="Times New Roman" w:hAnsi="Times New Roman"/>
                 <w:noProof/>
                 <w:sz w:val="24"/>
@@ -3697,7 +3739,7 @@
         </w:p>
         <w:p>
           <w:pPr>
-            <w:pStyle w:val="11"/>
+            <w:pStyle w:val="TOC1"/>
             <w:tabs>
               <w:tab w:val="left" w:pos="440"/>
               <w:tab w:val="right" w:leader="dot" w:pos="9062"/>
@@ -3715,7 +3757,7 @@
           <w:hyperlink w:anchor="_Toc212377098" w:history="1">
             <w:r>
               <w:rPr>
-                <w:rStyle w:val="af"/>
+                <w:rStyle w:val="Hyperlink"/>
                 <w:rFonts w:ascii="Times New Roman" w:hAnsi="Times New Roman"/>
                 <w:noProof/>
                 <w:sz w:val="24"/>
@@ -3736,7 +3778,7 @@
             </w:r>
             <w:r>
               <w:rPr>
-                <w:rStyle w:val="af"/>
+                <w:rStyle w:val="Hyperlink"/>
                 <w:rFonts w:ascii="Times New Roman" w:hAnsi="Times New Roman"/>
                 <w:noProof/>
                 <w:sz w:val="24"/>
@@ -3817,7 +3859,7 @@
         </w:p>
         <w:p>
           <w:pPr>
-            <w:pStyle w:val="11"/>
+            <w:pStyle w:val="TOC1"/>
             <w:tabs>
               <w:tab w:val="left" w:pos="720"/>
               <w:tab w:val="right" w:leader="dot" w:pos="9062"/>
@@ -3835,7 +3877,7 @@
           <w:hyperlink w:anchor="_Toc212377099" w:history="1">
             <w:r>
               <w:rPr>
-                <w:rStyle w:val="af"/>
+                <w:rStyle w:val="Hyperlink"/>
                 <w:rFonts w:ascii="Times New Roman" w:hAnsi="Times New Roman"/>
                 <w:noProof/>
                 <w:sz w:val="24"/>
@@ -3857,7 +3899,7 @@
             </w:r>
             <w:r>
               <w:rPr>
-                <w:rStyle w:val="af"/>
+                <w:rStyle w:val="Hyperlink"/>
                 <w:rFonts w:ascii="Times New Roman" w:hAnsi="Times New Roman"/>
                 <w:noProof/>
                 <w:sz w:val="24"/>
@@ -3939,7 +3981,7 @@
         </w:p>
         <w:p>
           <w:pPr>
-            <w:pStyle w:val="11"/>
+            <w:pStyle w:val="TOC1"/>
             <w:tabs>
               <w:tab w:val="left" w:pos="720"/>
               <w:tab w:val="right" w:leader="dot" w:pos="9062"/>
@@ -3957,7 +3999,7 @@
           <w:hyperlink w:anchor="_Toc212377100" w:history="1">
             <w:r>
               <w:rPr>
-                <w:rStyle w:val="af"/>
+                <w:rStyle w:val="Hyperlink"/>
                 <w:rFonts w:ascii="Times New Roman" w:hAnsi="Times New Roman"/>
                 <w:noProof/>
                 <w:sz w:val="24"/>
@@ -3979,7 +4021,7 @@
             </w:r>
             <w:r>
               <w:rPr>
-                <w:rStyle w:val="af"/>
+                <w:rStyle w:val="Hyperlink"/>
                 <w:rFonts w:ascii="Times New Roman" w:hAnsi="Times New Roman"/>
                 <w:noProof/>
                 <w:sz w:val="24"/>
@@ -4076,13 +4118,13 @@
     </w:sdt>
     <w:p>
       <w:pPr>
-        <w:pStyle w:val="1"/>
+        <w:pStyle w:val="Heading1"/>
         <w:spacing w:line="240" w:lineRule="auto"/>
       </w:pPr>
       <w:bookmarkStart w:id="2" w:name="_Toc212377076"/>
       <w:r>
         <w:rPr>
-          <w:rStyle w:val="af0"/>
+          <w:rStyle w:val="Strong"/>
           <w:b/>
           <w:bCs w:val="0"/>
           <w:lang w:val="bg-BG"/>
@@ -4092,7 +4134,7 @@
       <w:proofErr w:type="spellStart"/>
       <w:r>
         <w:rPr>
-          <w:rStyle w:val="af0"/>
+          <w:rStyle w:val="Strong"/>
           <w:b/>
           <w:bCs w:val="0"/>
         </w:rPr>
@@ -4103,12 +4145,12 @@
     </w:p>
     <w:p>
       <w:pPr>
-        <w:pStyle w:val="2"/>
-        <w:spacing w:line="240" w:lineRule="auto"/>
-      </w:pPr>
-      <w:r>
-        <w:rPr>
-          <w:rStyle w:val="af0"/>
+        <w:pStyle w:val="Heading2"/>
+        <w:spacing w:line="240" w:lineRule="auto"/>
+      </w:pPr>
+      <w:r>
+        <w:rPr>
+          <w:rStyle w:val="Strong"/>
           <w:b/>
           <w:bCs w:val="0"/>
           <w:lang w:val="bg-BG"/>
@@ -4118,7 +4160,7 @@
       <w:bookmarkStart w:id="3" w:name="_Toc212377077"/>
       <w:r>
         <w:rPr>
-          <w:rStyle w:val="af0"/>
+          <w:rStyle w:val="Strong"/>
           <w:b/>
           <w:bCs w:val="0"/>
           <w:lang w:val="bg-BG"/>
@@ -4128,7 +4170,7 @@
       <w:proofErr w:type="spellStart"/>
       <w:r>
         <w:rPr>
-          <w:rStyle w:val="af0"/>
+          <w:rStyle w:val="Strong"/>
           <w:b/>
           <w:bCs w:val="0"/>
         </w:rPr>
@@ -4137,7 +4179,7 @@
       <w:proofErr w:type="spellEnd"/>
       <w:r>
         <w:rPr>
-          <w:rStyle w:val="af0"/>
+          <w:rStyle w:val="Strong"/>
           <w:b/>
           <w:bCs w:val="0"/>
         </w:rPr>
@@ -4146,7 +4188,7 @@
       <w:proofErr w:type="spellStart"/>
       <w:r>
         <w:rPr>
-          <w:rStyle w:val="af0"/>
+          <w:rStyle w:val="Strong"/>
           <w:b/>
           <w:bCs w:val="0"/>
         </w:rPr>
@@ -4157,7 +4199,7 @@
     </w:p>
     <w:p>
       <w:pPr>
-        <w:pStyle w:val="af1"/>
+        <w:pStyle w:val="NormalWeb"/>
         <w:ind w:firstLine="720"/>
         <w:rPr>
           <w:lang w:val="bg-BG"/>
@@ -4305,7 +4347,7 @@
       <w:proofErr w:type="spellStart"/>
       <w:r>
         <w:rPr>
-          <w:rStyle w:val="af0"/>
+          <w:rStyle w:val="Strong"/>
           <w:rFonts w:eastAsiaTheme="majorEastAsia"/>
         </w:rPr>
         <w:t>нишки</w:t>
@@ -4313,7 +4355,7 @@
       <w:proofErr w:type="spellEnd"/>
       <w:r>
         <w:rPr>
-          <w:rStyle w:val="af0"/>
+          <w:rStyle w:val="Strong"/>
           <w:rFonts w:eastAsiaTheme="majorEastAsia"/>
         </w:rPr>
         <w:t xml:space="preserve"> (Thread)</w:t>
@@ -4417,7 +4459,7 @@
       </w:r>
       <w:r>
         <w:rPr>
-          <w:rStyle w:val="HTML"/>
+          <w:rStyle w:val="HTMLCode"/>
           <w:rFonts w:ascii="Times New Roman" w:eastAsiaTheme="majorEastAsia" w:hAnsi="Times New Roman" w:cs="Times New Roman"/>
           <w:sz w:val="24"/>
           <w:szCs w:val="24"/>
@@ -4566,7 +4608,7 @@
     </w:p>
     <w:p>
       <w:pPr>
-        <w:pStyle w:val="2"/>
+        <w:pStyle w:val="Heading2"/>
         <w:spacing w:line="240" w:lineRule="auto"/>
       </w:pPr>
       <w:r>
@@ -4604,7 +4646,7 @@
     </w:p>
     <w:p>
       <w:pPr>
-        <w:pStyle w:val="a9"/>
+        <w:pStyle w:val="ListParagraph"/>
         <w:numPr>
           <w:ilvl w:val="0"/>
           <w:numId w:val="2"/>
@@ -4665,7 +4707,7 @@
     </w:p>
     <w:p>
       <w:pPr>
-        <w:pStyle w:val="a9"/>
+        <w:pStyle w:val="ListParagraph"/>
         <w:numPr>
           <w:ilvl w:val="0"/>
           <w:numId w:val="2"/>
@@ -4734,7 +4776,7 @@
     </w:p>
     <w:p>
       <w:pPr>
-        <w:pStyle w:val="a9"/>
+        <w:pStyle w:val="ListParagraph"/>
         <w:numPr>
           <w:ilvl w:val="0"/>
           <w:numId w:val="2"/>
@@ -4803,7 +4845,7 @@
     </w:p>
     <w:p>
       <w:pPr>
-        <w:pStyle w:val="a9"/>
+        <w:pStyle w:val="ListParagraph"/>
         <w:numPr>
           <w:ilvl w:val="0"/>
           <w:numId w:val="2"/>
@@ -4856,13 +4898,13 @@
     </w:p>
     <w:p>
       <w:pPr>
-        <w:pStyle w:val="a9"/>
-        <w:spacing w:line="240" w:lineRule="auto"/>
-      </w:pPr>
-    </w:p>
-    <w:p>
-      <w:pPr>
-        <w:pStyle w:val="2"/>
+        <w:pStyle w:val="ListParagraph"/>
+        <w:spacing w:line="240" w:lineRule="auto"/>
+      </w:pPr>
+    </w:p>
+    <w:p>
+      <w:pPr>
+        <w:pStyle w:val="Heading2"/>
         <w:spacing w:line="240" w:lineRule="auto"/>
         <w:rPr>
           <w:lang w:val="bg-BG"/>
@@ -5079,7 +5121,7 @@
     </w:p>
     <w:p>
       <w:pPr>
-        <w:pStyle w:val="1"/>
+        <w:pStyle w:val="Heading1"/>
         <w:numPr>
           <w:ilvl w:val="0"/>
           <w:numId w:val="4"/>
@@ -5100,7 +5142,7 @@
     </w:p>
     <w:p>
       <w:pPr>
-        <w:pStyle w:val="2"/>
+        <w:pStyle w:val="Heading2"/>
         <w:spacing w:line="240" w:lineRule="auto"/>
         <w:rPr>
           <w:lang w:val="bg-BG"/>
@@ -5406,7 +5448,7 @@
     </w:p>
     <w:p>
       <w:pPr>
-        <w:pStyle w:val="2"/>
+        <w:pStyle w:val="Heading2"/>
         <w:numPr>
           <w:ilvl w:val="1"/>
           <w:numId w:val="5"/>
@@ -5434,7 +5476,7 @@
     </w:p>
     <w:p>
       <w:pPr>
-        <w:pStyle w:val="a9"/>
+        <w:pStyle w:val="ListParagraph"/>
         <w:numPr>
           <w:ilvl w:val="0"/>
           <w:numId w:val="6"/>
@@ -5506,7 +5548,7 @@
     </w:p>
     <w:p>
       <w:pPr>
-        <w:pStyle w:val="a9"/>
+        <w:pStyle w:val="ListParagraph"/>
         <w:numPr>
           <w:ilvl w:val="0"/>
           <w:numId w:val="6"/>
@@ -5586,7 +5628,7 @@
     </w:p>
     <w:p>
       <w:pPr>
-        <w:pStyle w:val="a9"/>
+        <w:pStyle w:val="ListParagraph"/>
         <w:numPr>
           <w:ilvl w:val="0"/>
           <w:numId w:val="6"/>
@@ -5657,7 +5699,7 @@
     </w:p>
     <w:p>
       <w:pPr>
-        <w:pStyle w:val="a9"/>
+        <w:pStyle w:val="ListParagraph"/>
         <w:numPr>
           <w:ilvl w:val="0"/>
           <w:numId w:val="6"/>
@@ -5907,7 +5949,7 @@
     </w:p>
     <w:p>
       <w:pPr>
-        <w:pStyle w:val="1"/>
+        <w:pStyle w:val="Heading1"/>
         <w:numPr>
           <w:ilvl w:val="0"/>
           <w:numId w:val="4"/>
@@ -5927,7 +5969,7 @@
     </w:p>
     <w:p>
       <w:pPr>
-        <w:pStyle w:val="2"/>
+        <w:pStyle w:val="Heading2"/>
         <w:spacing w:line="240" w:lineRule="auto"/>
         <w:rPr>
           <w:lang w:val="bg-BG"/>
@@ -5950,7 +5992,7 @@
     </w:p>
     <w:p>
       <w:pPr>
-        <w:pStyle w:val="a9"/>
+        <w:pStyle w:val="ListParagraph"/>
         <w:numPr>
           <w:ilvl w:val="0"/>
           <w:numId w:val="7"/>
@@ -5999,7 +6041,7 @@
     </w:p>
     <w:p>
       <w:pPr>
-        <w:pStyle w:val="a9"/>
+        <w:pStyle w:val="ListParagraph"/>
         <w:numPr>
           <w:ilvl w:val="0"/>
           <w:numId w:val="7"/>
@@ -6031,7 +6073,7 @@
     </w:p>
     <w:p>
       <w:pPr>
-        <w:pStyle w:val="a9"/>
+        <w:pStyle w:val="ListParagraph"/>
         <w:numPr>
           <w:ilvl w:val="0"/>
           <w:numId w:val="7"/>
@@ -6076,7 +6118,7 @@
     </w:p>
     <w:p>
       <w:pPr>
-        <w:pStyle w:val="2"/>
+        <w:pStyle w:val="Heading2"/>
         <w:spacing w:line="240" w:lineRule="auto"/>
         <w:rPr>
           <w:lang w:val="bg-BG"/>
@@ -6120,7 +6162,7 @@
     </w:p>
     <w:p>
       <w:pPr>
-        <w:pStyle w:val="a9"/>
+        <w:pStyle w:val="ListParagraph"/>
         <w:spacing w:line="240" w:lineRule="auto"/>
         <w:ind w:left="360"/>
         <w:rPr>
@@ -6186,7 +6228,7 @@
     </w:p>
     <w:p>
       <w:pPr>
-        <w:pStyle w:val="a9"/>
+        <w:pStyle w:val="ListParagraph"/>
         <w:spacing w:line="240" w:lineRule="auto"/>
         <w:ind w:left="360"/>
         <w:rPr>
@@ -6254,7 +6296,7 @@
     </w:p>
     <w:p>
       <w:pPr>
-        <w:pStyle w:val="a9"/>
+        <w:pStyle w:val="ListParagraph"/>
         <w:spacing w:line="240" w:lineRule="auto"/>
         <w:ind w:left="360"/>
       </w:pPr>
@@ -6340,7 +6382,7 @@
     </w:p>
     <w:p>
       <w:pPr>
-        <w:pStyle w:val="a9"/>
+        <w:pStyle w:val="ListParagraph"/>
         <w:spacing w:line="240" w:lineRule="auto"/>
         <w:ind w:left="360"/>
         <w:rPr>
@@ -6401,7 +6443,7 @@
     </w:p>
     <w:p>
       <w:pPr>
-        <w:pStyle w:val="a9"/>
+        <w:pStyle w:val="ListParagraph"/>
         <w:spacing w:line="240" w:lineRule="auto"/>
         <w:ind w:left="360"/>
         <w:rPr>
@@ -6457,7 +6499,7 @@
     </w:p>
     <w:p>
       <w:pPr>
-        <w:pStyle w:val="a9"/>
+        <w:pStyle w:val="ListParagraph"/>
         <w:spacing w:line="240" w:lineRule="auto"/>
         <w:ind w:left="360"/>
         <w:rPr>
@@ -6497,7 +6539,7 @@
     </w:p>
     <w:p>
       <w:pPr>
-        <w:pStyle w:val="a9"/>
+        <w:pStyle w:val="ListParagraph"/>
         <w:spacing w:line="240" w:lineRule="auto"/>
         <w:ind w:left="360"/>
         <w:rPr>
@@ -6507,7 +6549,7 @@
     </w:p>
     <w:p>
       <w:pPr>
-        <w:pStyle w:val="2"/>
+        <w:pStyle w:val="Heading2"/>
         <w:spacing w:line="240" w:lineRule="auto"/>
         <w:rPr>
           <w:lang w:val="bg-BG"/>
@@ -6605,7 +6647,7 @@
     </w:p>
     <w:p>
       <w:pPr>
-        <w:pStyle w:val="a9"/>
+        <w:pStyle w:val="ListParagraph"/>
         <w:numPr>
           <w:ilvl w:val="0"/>
           <w:numId w:val="8"/>
@@ -6668,7 +6710,7 @@
     </w:p>
     <w:p>
       <w:pPr>
-        <w:pStyle w:val="a9"/>
+        <w:pStyle w:val="ListParagraph"/>
         <w:numPr>
           <w:ilvl w:val="0"/>
           <w:numId w:val="8"/>
@@ -6705,7 +6747,7 @@
     </w:p>
     <w:p>
       <w:pPr>
-        <w:pStyle w:val="a9"/>
+        <w:pStyle w:val="ListParagraph"/>
         <w:numPr>
           <w:ilvl w:val="0"/>
           <w:numId w:val="8"/>
@@ -6782,7 +6824,7 @@
     </w:p>
     <w:p>
       <w:pPr>
-        <w:pStyle w:val="a9"/>
+        <w:pStyle w:val="ListParagraph"/>
         <w:numPr>
           <w:ilvl w:val="0"/>
           <w:numId w:val="8"/>
@@ -6843,7 +6885,7 @@
     </w:p>
     <w:p>
       <w:pPr>
-        <w:pStyle w:val="a9"/>
+        <w:pStyle w:val="ListParagraph"/>
         <w:spacing w:line="240" w:lineRule="auto"/>
         <w:ind w:left="360"/>
         <w:rPr>
@@ -6853,7 +6895,7 @@
     </w:p>
     <w:p>
       <w:pPr>
-        <w:pStyle w:val="1"/>
+        <w:pStyle w:val="Heading1"/>
         <w:numPr>
           <w:ilvl w:val="0"/>
           <w:numId w:val="4"/>
@@ -6874,7 +6916,7 @@
     </w:p>
     <w:p>
       <w:pPr>
-        <w:pStyle w:val="2"/>
+        <w:pStyle w:val="Heading2"/>
         <w:spacing w:line="240" w:lineRule="auto"/>
         <w:rPr>
           <w:lang w:val="bg-BG"/>
@@ -6981,7 +7023,7 @@
     </w:p>
     <w:p>
       <w:pPr>
-        <w:pStyle w:val="a9"/>
+        <w:pStyle w:val="ListParagraph"/>
         <w:numPr>
           <w:ilvl w:val="0"/>
           <w:numId w:val="9"/>
@@ -7045,7 +7087,7 @@
     </w:p>
     <w:p>
       <w:pPr>
-        <w:pStyle w:val="a9"/>
+        <w:pStyle w:val="ListParagraph"/>
         <w:numPr>
           <w:ilvl w:val="0"/>
           <w:numId w:val="9"/>
@@ -7131,7 +7173,7 @@
     </w:p>
     <w:p>
       <w:pPr>
-        <w:pStyle w:val="a9"/>
+        <w:pStyle w:val="ListParagraph"/>
         <w:numPr>
           <w:ilvl w:val="0"/>
           <w:numId w:val="9"/>
@@ -7174,7 +7216,7 @@
     </w:p>
     <w:p>
       <w:pPr>
-        <w:pStyle w:val="a9"/>
+        <w:pStyle w:val="ListParagraph"/>
         <w:spacing w:line="240" w:lineRule="auto"/>
         <w:ind w:left="1080"/>
         <w:rPr>
@@ -7237,7 +7279,7 @@
     </w:p>
     <w:p>
       <w:pPr>
-        <w:pStyle w:val="2"/>
+        <w:pStyle w:val="Heading2"/>
         <w:spacing w:line="240" w:lineRule="auto"/>
         <w:rPr>
           <w:lang w:val="bg-BG"/>
@@ -7281,7 +7323,7 @@
     </w:p>
     <w:p>
       <w:pPr>
-        <w:pStyle w:val="a9"/>
+        <w:pStyle w:val="ListParagraph"/>
         <w:numPr>
           <w:ilvl w:val="0"/>
           <w:numId w:val="10"/>
@@ -7334,7 +7376,7 @@
     </w:p>
     <w:p>
       <w:pPr>
-        <w:pStyle w:val="a9"/>
+        <w:pStyle w:val="ListParagraph"/>
         <w:spacing w:line="240" w:lineRule="auto"/>
         <w:ind w:left="810"/>
         <w:rPr>
@@ -7344,7 +7386,7 @@
     </w:p>
     <w:p>
       <w:pPr>
-        <w:pStyle w:val="a9"/>
+        <w:pStyle w:val="ListParagraph"/>
         <w:spacing w:line="240" w:lineRule="auto"/>
         <w:ind w:left="810"/>
         <w:rPr>
@@ -7440,7 +7482,7 @@
     </w:p>
     <w:p>
       <w:pPr>
-        <w:pStyle w:val="a9"/>
+        <w:pStyle w:val="ListParagraph"/>
         <w:spacing w:line="240" w:lineRule="auto"/>
         <w:ind w:left="810"/>
         <w:rPr>
@@ -7458,7 +7500,7 @@
     </w:p>
     <w:p>
       <w:pPr>
-        <w:pStyle w:val="a9"/>
+        <w:pStyle w:val="ListParagraph"/>
         <w:spacing w:line="240" w:lineRule="auto"/>
         <w:ind w:left="810"/>
         <w:rPr>
@@ -7572,7 +7614,7 @@
     </w:p>
     <w:p>
       <w:pPr>
-        <w:pStyle w:val="a9"/>
+        <w:pStyle w:val="ListParagraph"/>
         <w:spacing w:line="240" w:lineRule="auto"/>
         <w:ind w:left="810"/>
         <w:rPr>
@@ -7622,7 +7664,7 @@
     </w:p>
     <w:p>
       <w:pPr>
-        <w:pStyle w:val="a9"/>
+        <w:pStyle w:val="ListParagraph"/>
         <w:spacing w:line="240" w:lineRule="auto"/>
         <w:ind w:left="810"/>
         <w:rPr>
@@ -7697,7 +7739,7 @@
     </w:p>
     <w:p>
       <w:pPr>
-        <w:pStyle w:val="a9"/>
+        <w:pStyle w:val="ListParagraph"/>
         <w:spacing w:line="240" w:lineRule="auto"/>
         <w:ind w:left="810"/>
         <w:rPr>
@@ -7732,7 +7774,7 @@
     </w:p>
     <w:p>
       <w:pPr>
-        <w:pStyle w:val="a9"/>
+        <w:pStyle w:val="ListParagraph"/>
         <w:numPr>
           <w:ilvl w:val="0"/>
           <w:numId w:val="10"/>
@@ -7773,7 +7815,7 @@
     </w:p>
     <w:p>
       <w:pPr>
-        <w:pStyle w:val="a9"/>
+        <w:pStyle w:val="ListParagraph"/>
         <w:spacing w:line="240" w:lineRule="auto"/>
         <w:ind w:left="810"/>
         <w:rPr>
@@ -7783,7 +7825,7 @@
     </w:p>
     <w:p>
       <w:pPr>
-        <w:pStyle w:val="a9"/>
+        <w:pStyle w:val="ListParagraph"/>
         <w:spacing w:line="240" w:lineRule="auto"/>
         <w:ind w:left="810"/>
         <w:rPr>
@@ -7812,6 +7854,7 @@
         <w:t xml:space="preserve">] </w:t>
       </w:r>
       <w:proofErr w:type="spellStart"/>
+      <w:proofErr w:type="gramStart"/>
       <w:r>
         <w:rPr>
           <w:rFonts w:ascii="Consolas" w:hAnsi="Consolas"/>
@@ -7827,6 +7870,7 @@
         <w:t>(</w:t>
       </w:r>
       <w:proofErr w:type="spellStart"/>
+      <w:proofErr w:type="gramEnd"/>
       <w:r>
         <w:rPr>
           <w:rFonts w:ascii="Consolas" w:hAnsi="Consolas"/>
@@ -7856,7 +7900,7 @@
     </w:p>
     <w:p>
       <w:pPr>
-        <w:pStyle w:val="a9"/>
+        <w:pStyle w:val="ListParagraph"/>
         <w:spacing w:line="240" w:lineRule="auto"/>
         <w:ind w:left="810"/>
         <w:rPr>
@@ -7872,7 +7916,7 @@
     </w:p>
     <w:p>
       <w:pPr>
-        <w:pStyle w:val="a9"/>
+        <w:pStyle w:val="ListParagraph"/>
         <w:spacing w:line="240" w:lineRule="auto"/>
         <w:ind w:left="810"/>
         <w:rPr>
@@ -7924,19 +7968,13 @@
         <w:rPr>
           <w:rFonts w:ascii="Consolas" w:hAnsi="Consolas"/>
         </w:rPr>
-        <w:t>&gt;(</w:t>
+        <w:t>&gt;();</w:t>
       </w:r>
       <w:proofErr w:type="gramEnd"/>
-      <w:r>
-        <w:rPr>
-          <w:rFonts w:ascii="Consolas" w:hAnsi="Consolas"/>
-        </w:rPr>
-        <w:t>);</w:t>
-      </w:r>
-    </w:p>
-    <w:p>
-      <w:pPr>
-        <w:pStyle w:val="a9"/>
+    </w:p>
+    <w:p>
+      <w:pPr>
+        <w:pStyle w:val="ListParagraph"/>
         <w:spacing w:line="240" w:lineRule="auto"/>
         <w:ind w:left="810"/>
         <w:rPr>
@@ -7980,19 +8018,13 @@
         <w:rPr>
           <w:rFonts w:ascii="Consolas" w:hAnsi="Consolas"/>
         </w:rPr>
-        <w:t>&gt;(</w:t>
+        <w:t>&gt;();</w:t>
       </w:r>
       <w:proofErr w:type="gramEnd"/>
-      <w:r>
-        <w:rPr>
-          <w:rFonts w:ascii="Consolas" w:hAnsi="Consolas"/>
-        </w:rPr>
-        <w:t>);</w:t>
-      </w:r>
-    </w:p>
-    <w:p>
-      <w:pPr>
-        <w:pStyle w:val="a9"/>
+    </w:p>
+    <w:p>
+      <w:pPr>
+        <w:pStyle w:val="ListParagraph"/>
         <w:spacing w:line="240" w:lineRule="auto"/>
         <w:ind w:left="810"/>
         <w:rPr>
@@ -8045,29 +8077,160 @@
         <w:rPr>
           <w:rFonts w:ascii="Consolas" w:hAnsi="Consolas"/>
         </w:rPr>
+        <w:t>();</w:t>
+      </w:r>
+      <w:proofErr w:type="gramEnd"/>
+    </w:p>
+    <w:p>
+      <w:pPr>
+        <w:pStyle w:val="ListParagraph"/>
+        <w:spacing w:line="240" w:lineRule="auto"/>
+        <w:ind w:left="810"/>
+        <w:rPr>
+          <w:rFonts w:ascii="Consolas" w:hAnsi="Consolas"/>
+        </w:rPr>
+      </w:pPr>
+    </w:p>
+    <w:p>
+      <w:pPr>
+        <w:pStyle w:val="ListParagraph"/>
+        <w:spacing w:line="240" w:lineRule="auto"/>
+        <w:ind w:left="810"/>
+        <w:rPr>
+          <w:rFonts w:ascii="Consolas" w:hAnsi="Consolas"/>
+        </w:rPr>
+      </w:pPr>
+      <w:r>
+        <w:rPr>
+          <w:rFonts w:ascii="Consolas" w:hAnsi="Consolas"/>
+        </w:rPr>
+        <w:t xml:space="preserve">    </w:t>
+      </w:r>
+      <w:r>
+        <w:rPr>
+          <w:rFonts w:ascii="Consolas" w:hAnsi="Consolas"/>
+          <w:color w:val="156082" w:themeColor="accent1"/>
+        </w:rPr>
+        <w:t xml:space="preserve">foreach </w:t>
+      </w:r>
+      <w:r>
+        <w:rPr>
+          <w:rFonts w:ascii="Consolas" w:hAnsi="Consolas"/>
+        </w:rPr>
         <w:t>(</w:t>
       </w:r>
+      <w:r>
+        <w:rPr>
+          <w:rFonts w:ascii="Consolas" w:hAnsi="Consolas"/>
+          <w:color w:val="156082" w:themeColor="accent1"/>
+        </w:rPr>
+        <w:t xml:space="preserve">var </w:t>
+      </w:r>
+      <w:r>
+        <w:rPr>
+          <w:rFonts w:ascii="Consolas" w:hAnsi="Consolas"/>
+        </w:rPr>
+        <w:t xml:space="preserve">id </w:t>
+      </w:r>
+      <w:r>
+        <w:rPr>
+          <w:rFonts w:ascii="Consolas" w:hAnsi="Consolas"/>
+          <w:color w:val="156082" w:themeColor="accent1"/>
+        </w:rPr>
+        <w:t xml:space="preserve">in </w:t>
+      </w:r>
+      <w:r>
+        <w:rPr>
+          <w:rFonts w:ascii="Consolas" w:hAnsi="Consolas"/>
+        </w:rPr>
+        <w:t>ids)</w:t>
+      </w:r>
+    </w:p>
+    <w:p>
+      <w:pPr>
+        <w:pStyle w:val="ListParagraph"/>
+        <w:spacing w:line="240" w:lineRule="auto"/>
+        <w:ind w:left="810"/>
+        <w:rPr>
+          <w:rFonts w:ascii="Consolas" w:hAnsi="Consolas"/>
+        </w:rPr>
+      </w:pPr>
+      <w:r>
+        <w:rPr>
+          <w:rFonts w:ascii="Consolas" w:hAnsi="Consolas"/>
+        </w:rPr>
+        <w:t xml:space="preserve">    {</w:t>
+      </w:r>
+    </w:p>
+    <w:p>
+      <w:pPr>
+        <w:pStyle w:val="ListParagraph"/>
+        <w:spacing w:line="240" w:lineRule="auto"/>
+        <w:ind w:left="810"/>
+        <w:rPr>
+          <w:rFonts w:ascii="Consolas" w:hAnsi="Consolas"/>
+        </w:rPr>
+      </w:pPr>
+      <w:r>
+        <w:rPr>
+          <w:rFonts w:ascii="Consolas" w:hAnsi="Consolas"/>
+        </w:rPr>
+        <w:t xml:space="preserve">        </w:t>
+      </w:r>
+      <w:r>
+        <w:rPr>
+          <w:rFonts w:ascii="Consolas" w:hAnsi="Consolas"/>
+          <w:color w:val="156082" w:themeColor="accent1"/>
+        </w:rPr>
+        <w:t xml:space="preserve">var </w:t>
+      </w:r>
+      <w:r>
+        <w:rPr>
+          <w:rFonts w:ascii="Consolas" w:hAnsi="Consolas"/>
+        </w:rPr>
+        <w:t xml:space="preserve">thread = </w:t>
+      </w:r>
+      <w:r>
+        <w:rPr>
+          <w:rFonts w:ascii="Consolas" w:hAnsi="Consolas"/>
+          <w:color w:val="156082" w:themeColor="accent1"/>
+        </w:rPr>
+        <w:t xml:space="preserve">new </w:t>
+      </w:r>
+      <w:proofErr w:type="gramStart"/>
+      <w:r>
+        <w:rPr>
+          <w:rFonts w:ascii="Consolas" w:hAnsi="Consolas"/>
+        </w:rPr>
+        <w:t>Thread(</w:t>
+      </w:r>
       <w:proofErr w:type="gramEnd"/>
       <w:r>
         <w:rPr>
           <w:rFonts w:ascii="Consolas" w:hAnsi="Consolas"/>
         </w:rPr>
-        <w:t>);</w:t>
-      </w:r>
-    </w:p>
-    <w:p>
-      <w:pPr>
-        <w:pStyle w:val="a9"/>
+        <w:t>() =&gt;</w:t>
+      </w:r>
+    </w:p>
+    <w:p>
+      <w:pPr>
+        <w:pStyle w:val="ListParagraph"/>
         <w:spacing w:line="240" w:lineRule="auto"/>
         <w:ind w:left="810"/>
         <w:rPr>
           <w:rFonts w:ascii="Consolas" w:hAnsi="Consolas"/>
         </w:rPr>
       </w:pPr>
-    </w:p>
-    <w:p>
-      <w:pPr>
-        <w:pStyle w:val="a9"/>
+      <w:r>
+        <w:rPr>
+          <w:rFonts w:ascii="Consolas" w:hAnsi="Consolas"/>
+        </w:rPr>
+        <w:t xml:space="preserve">        {</w:t>
+      </w:r>
+    </w:p>
+    <w:p>
+      <w:pPr>
+        <w:pStyle w:val="ListParagraph"/>
         <w:spacing w:line="240" w:lineRule="auto"/>
         <w:ind w:left="810"/>
         <w:rPr>
@@ -8078,51 +8241,39 @@
         <w:rPr>
           <w:rFonts w:ascii="Consolas" w:hAnsi="Consolas"/>
         </w:rPr>
-        <w:t xml:space="preserve">    </w:t>
+        <w:t xml:space="preserve">            </w:t>
       </w:r>
       <w:r>
         <w:rPr>
           <w:rFonts w:ascii="Consolas" w:hAnsi="Consolas"/>
           <w:color w:val="156082" w:themeColor="accent1"/>
         </w:rPr>
-        <w:t xml:space="preserve">foreach </w:t>
-      </w:r>
-      <w:r>
-        <w:rPr>
-          <w:rFonts w:ascii="Consolas" w:hAnsi="Consolas"/>
-        </w:rPr>
-        <w:t>(</w:t>
-      </w:r>
-      <w:r>
-        <w:rPr>
-          <w:rFonts w:ascii="Consolas" w:hAnsi="Consolas"/>
-          <w:color w:val="156082" w:themeColor="accent1"/>
-        </w:rPr>
         <w:t xml:space="preserve">var </w:t>
       </w:r>
       <w:r>
         <w:rPr>
           <w:rFonts w:ascii="Consolas" w:hAnsi="Consolas"/>
         </w:rPr>
-        <w:t xml:space="preserve">id </w:t>
-      </w:r>
-      <w:r>
-        <w:rPr>
-          <w:rFonts w:ascii="Consolas" w:hAnsi="Consolas"/>
-          <w:color w:val="156082" w:themeColor="accent1"/>
-        </w:rPr>
-        <w:t xml:space="preserve">in </w:t>
-      </w:r>
-      <w:r>
-        <w:rPr>
-          <w:rFonts w:ascii="Consolas" w:hAnsi="Consolas"/>
-        </w:rPr>
-        <w:t>ids)</w:t>
-      </w:r>
-    </w:p>
-    <w:p>
-      <w:pPr>
-        <w:pStyle w:val="a9"/>
+        <w:t xml:space="preserve">result = </w:t>
+      </w:r>
+      <w:proofErr w:type="spellStart"/>
+      <w:r>
+        <w:rPr>
+          <w:rFonts w:ascii="Consolas" w:hAnsi="Consolas"/>
+        </w:rPr>
+        <w:t>FindCustomerById</w:t>
+      </w:r>
+      <w:proofErr w:type="spellEnd"/>
+      <w:r>
+        <w:rPr>
+          <w:rFonts w:ascii="Consolas" w:hAnsi="Consolas"/>
+        </w:rPr>
+        <w:t>(id);</w:t>
+      </w:r>
+    </w:p>
+    <w:p>
+      <w:pPr>
+        <w:pStyle w:val="ListParagraph"/>
         <w:spacing w:line="240" w:lineRule="auto"/>
         <w:ind w:left="810"/>
         <w:rPr>
@@ -8133,159 +8284,26 @@
         <w:rPr>
           <w:rFonts w:ascii="Consolas" w:hAnsi="Consolas"/>
         </w:rPr>
-        <w:t xml:space="preserve">    {</w:t>
-      </w:r>
-    </w:p>
-    <w:p>
-      <w:pPr>
-        <w:pStyle w:val="a9"/>
-        <w:spacing w:line="240" w:lineRule="auto"/>
-        <w:ind w:left="810"/>
-        <w:rPr>
-          <w:rFonts w:ascii="Consolas" w:hAnsi="Consolas"/>
-        </w:rPr>
-      </w:pPr>
-      <w:r>
-        <w:rPr>
-          <w:rFonts w:ascii="Consolas" w:hAnsi="Consolas"/>
-        </w:rPr>
-        <w:t xml:space="preserve">        </w:t>
-      </w:r>
-      <w:r>
-        <w:rPr>
-          <w:rFonts w:ascii="Consolas" w:hAnsi="Consolas"/>
-          <w:color w:val="156082" w:themeColor="accent1"/>
-        </w:rPr>
-        <w:t xml:space="preserve">var </w:t>
-      </w:r>
-      <w:r>
-        <w:rPr>
-          <w:rFonts w:ascii="Consolas" w:hAnsi="Consolas"/>
-        </w:rPr>
-        <w:t xml:space="preserve">thread = </w:t>
-      </w:r>
-      <w:r>
-        <w:rPr>
-          <w:rFonts w:ascii="Consolas" w:hAnsi="Consolas"/>
-          <w:color w:val="156082" w:themeColor="accent1"/>
-        </w:rPr>
-        <w:t xml:space="preserve">new </w:t>
+        <w:t xml:space="preserve">            if (</w:t>
       </w:r>
       <w:proofErr w:type="gramStart"/>
       <w:r>
         <w:rPr>
           <w:rFonts w:ascii="Consolas" w:hAnsi="Consolas"/>
         </w:rPr>
-        <w:t>Thread(</w:t>
+        <w:t>result !</w:t>
       </w:r>
       <w:proofErr w:type="gramEnd"/>
       <w:r>
         <w:rPr>
           <w:rFonts w:ascii="Consolas" w:hAnsi="Consolas"/>
         </w:rPr>
-        <w:t>() =&gt;</w:t>
-      </w:r>
-    </w:p>
-    <w:p>
-      <w:pPr>
-        <w:pStyle w:val="a9"/>
-        <w:spacing w:line="240" w:lineRule="auto"/>
-        <w:ind w:left="810"/>
-        <w:rPr>
-          <w:rFonts w:ascii="Consolas" w:hAnsi="Consolas"/>
-        </w:rPr>
-      </w:pPr>
-      <w:r>
-        <w:rPr>
-          <w:rFonts w:ascii="Consolas" w:hAnsi="Consolas"/>
-        </w:rPr>
-        <w:t xml:space="preserve">        {</w:t>
-      </w:r>
-    </w:p>
-    <w:p>
-      <w:pPr>
-        <w:pStyle w:val="a9"/>
-        <w:spacing w:line="240" w:lineRule="auto"/>
-        <w:ind w:left="810"/>
-        <w:rPr>
-          <w:rFonts w:ascii="Consolas" w:hAnsi="Consolas"/>
-        </w:rPr>
-      </w:pPr>
-      <w:r>
-        <w:rPr>
-          <w:rFonts w:ascii="Consolas" w:hAnsi="Consolas"/>
-        </w:rPr>
-        <w:t xml:space="preserve">            </w:t>
-      </w:r>
-      <w:r>
-        <w:rPr>
-          <w:rFonts w:ascii="Consolas" w:hAnsi="Consolas"/>
-          <w:color w:val="156082" w:themeColor="accent1"/>
-        </w:rPr>
-        <w:t xml:space="preserve">var </w:t>
-      </w:r>
-      <w:r>
-        <w:rPr>
-          <w:rFonts w:ascii="Consolas" w:hAnsi="Consolas"/>
-        </w:rPr>
-        <w:t xml:space="preserve">result = </w:t>
-      </w:r>
-      <w:proofErr w:type="spellStart"/>
-      <w:r>
-        <w:rPr>
-          <w:rFonts w:ascii="Consolas" w:hAnsi="Consolas"/>
-        </w:rPr>
-        <w:t>FindCustomerById</w:t>
-      </w:r>
-      <w:proofErr w:type="spellEnd"/>
-      <w:r>
-        <w:rPr>
-          <w:rFonts w:ascii="Consolas" w:hAnsi="Consolas"/>
-        </w:rPr>
-        <w:t>(id</w:t>
-      </w:r>
-      <w:proofErr w:type="gramStart"/>
-      <w:r>
-        <w:rPr>
-          <w:rFonts w:ascii="Consolas" w:hAnsi="Consolas"/>
-        </w:rPr>
-        <w:t>);</w:t>
-      </w:r>
-      <w:proofErr w:type="gramEnd"/>
-    </w:p>
-    <w:p>
-      <w:pPr>
-        <w:pStyle w:val="a9"/>
-        <w:spacing w:line="240" w:lineRule="auto"/>
-        <w:ind w:left="810"/>
-        <w:rPr>
-          <w:rFonts w:ascii="Consolas" w:hAnsi="Consolas"/>
-        </w:rPr>
-      </w:pPr>
-      <w:r>
-        <w:rPr>
-          <w:rFonts w:ascii="Consolas" w:hAnsi="Consolas"/>
-        </w:rPr>
-        <w:t xml:space="preserve">            if (</w:t>
-      </w:r>
-      <w:proofErr w:type="gramStart"/>
-      <w:r>
-        <w:rPr>
-          <w:rFonts w:ascii="Consolas" w:hAnsi="Consolas"/>
-        </w:rPr>
-        <w:t>result !</w:t>
-      </w:r>
-      <w:proofErr w:type="gramEnd"/>
-      <w:r>
-        <w:rPr>
-          <w:rFonts w:ascii="Consolas" w:hAnsi="Consolas"/>
-        </w:rPr>
         <w:t>= null)</w:t>
       </w:r>
     </w:p>
     <w:p>
       <w:pPr>
-        <w:pStyle w:val="a9"/>
+        <w:pStyle w:val="ListParagraph"/>
         <w:spacing w:line="240" w:lineRule="auto"/>
         <w:ind w:left="810"/>
         <w:rPr>
@@ -8302,7 +8320,7 @@
     </w:p>
     <w:p>
       <w:pPr>
-        <w:pStyle w:val="a9"/>
+        <w:pStyle w:val="ListParagraph"/>
         <w:spacing w:line="240" w:lineRule="auto"/>
         <w:ind w:left="810"/>
         <w:rPr>
@@ -8345,7 +8363,7 @@
     </w:p>
     <w:p>
       <w:pPr>
-        <w:pStyle w:val="a9"/>
+        <w:pStyle w:val="ListParagraph"/>
         <w:spacing w:line="240" w:lineRule="auto"/>
         <w:ind w:left="810"/>
         <w:rPr>
@@ -8361,7 +8379,7 @@
     </w:p>
     <w:p>
       <w:pPr>
-        <w:pStyle w:val="a9"/>
+        <w:pStyle w:val="ListParagraph"/>
         <w:spacing w:line="240" w:lineRule="auto"/>
         <w:ind w:left="810"/>
         <w:rPr>
@@ -8386,20 +8404,100 @@
         <w:rPr>
           <w:rFonts w:ascii="Consolas" w:hAnsi="Consolas"/>
         </w:rPr>
-        <w:t>(result</w:t>
-      </w:r>
+        <w:t>(result);</w:t>
+      </w:r>
+    </w:p>
+    <w:p>
+      <w:pPr>
+        <w:pStyle w:val="ListParagraph"/>
+        <w:spacing w:line="240" w:lineRule="auto"/>
+        <w:ind w:left="810"/>
+        <w:rPr>
+          <w:rFonts w:ascii="Consolas" w:hAnsi="Consolas"/>
+        </w:rPr>
+      </w:pPr>
+      <w:r>
+        <w:rPr>
+          <w:rFonts w:ascii="Consolas" w:hAnsi="Consolas"/>
+        </w:rPr>
+        <w:t xml:space="preserve">                }</w:t>
+      </w:r>
+    </w:p>
+    <w:p>
+      <w:pPr>
+        <w:pStyle w:val="ListParagraph"/>
+        <w:spacing w:line="240" w:lineRule="auto"/>
+        <w:ind w:left="810"/>
+        <w:rPr>
+          <w:rFonts w:ascii="Consolas" w:hAnsi="Consolas"/>
+        </w:rPr>
+      </w:pPr>
+      <w:r>
+        <w:rPr>
+          <w:rFonts w:ascii="Consolas" w:hAnsi="Consolas"/>
+        </w:rPr>
+        <w:t xml:space="preserve">            }</w:t>
+      </w:r>
+    </w:p>
+    <w:p>
+      <w:pPr>
+        <w:pStyle w:val="ListParagraph"/>
+        <w:spacing w:line="240" w:lineRule="auto"/>
+        <w:ind w:left="810"/>
+        <w:rPr>
+          <w:rFonts w:ascii="Consolas" w:hAnsi="Consolas"/>
+        </w:rPr>
+      </w:pPr>
+      <w:r>
+        <w:rPr>
+          <w:rFonts w:ascii="Consolas" w:hAnsi="Consolas"/>
+        </w:rPr>
+        <w:t xml:space="preserve">        });</w:t>
+      </w:r>
+    </w:p>
+    <w:p>
+      <w:pPr>
+        <w:pStyle w:val="ListParagraph"/>
+        <w:spacing w:line="240" w:lineRule="auto"/>
+        <w:ind w:left="810"/>
+        <w:rPr>
+          <w:rFonts w:ascii="Consolas" w:hAnsi="Consolas"/>
+        </w:rPr>
+      </w:pPr>
+      <w:r>
+        <w:rPr>
+          <w:rFonts w:ascii="Consolas" w:hAnsi="Consolas"/>
+        </w:rPr>
+        <w:t xml:space="preserve">        </w:t>
+      </w:r>
+      <w:proofErr w:type="spellStart"/>
       <w:proofErr w:type="gramStart"/>
       <w:r>
         <w:rPr>
           <w:rFonts w:ascii="Consolas" w:hAnsi="Consolas"/>
         </w:rPr>
+        <w:t>thread.Start</w:t>
+      </w:r>
+      <w:proofErr w:type="spellEnd"/>
+      <w:proofErr w:type="gramEnd"/>
+      <w:r>
+        <w:rPr>
+          <w:rFonts w:ascii="Consolas" w:hAnsi="Consolas"/>
+        </w:rPr>
+        <w:t>(</w:t>
+      </w:r>
+      <w:proofErr w:type="gramStart"/>
+      <w:r>
+        <w:rPr>
+          <w:rFonts w:ascii="Consolas" w:hAnsi="Consolas"/>
+        </w:rPr>
         <w:t>);</w:t>
       </w:r>
       <w:proofErr w:type="gramEnd"/>
     </w:p>
     <w:p>
       <w:pPr>
-        <w:pStyle w:val="a9"/>
+        <w:pStyle w:val="ListParagraph"/>
         <w:spacing w:line="240" w:lineRule="auto"/>
         <w:ind w:left="810"/>
         <w:rPr>
@@ -8410,12 +8508,36 @@
         <w:rPr>
           <w:rFonts w:ascii="Consolas" w:hAnsi="Consolas"/>
         </w:rPr>
-        <w:t xml:space="preserve">                }</w:t>
-      </w:r>
-    </w:p>
-    <w:p>
-      <w:pPr>
-        <w:pStyle w:val="a9"/>
+        <w:t xml:space="preserve">        </w:t>
+      </w:r>
+      <w:proofErr w:type="spellStart"/>
+      <w:proofErr w:type="gramStart"/>
+      <w:r>
+        <w:rPr>
+          <w:rFonts w:ascii="Consolas" w:hAnsi="Consolas"/>
+        </w:rPr>
+        <w:t>threads.Add</w:t>
+      </w:r>
+      <w:proofErr w:type="spellEnd"/>
+      <w:proofErr w:type="gramEnd"/>
+      <w:r>
+        <w:rPr>
+          <w:rFonts w:ascii="Consolas" w:hAnsi="Consolas"/>
+        </w:rPr>
+        <w:t>(thread</w:t>
+      </w:r>
+      <w:proofErr w:type="gramStart"/>
+      <w:r>
+        <w:rPr>
+          <w:rFonts w:ascii="Consolas" w:hAnsi="Consolas"/>
+        </w:rPr>
+        <w:t>);</w:t>
+      </w:r>
+      <w:proofErr w:type="gramEnd"/>
+    </w:p>
+    <w:p>
+      <w:pPr>
+        <w:pStyle w:val="ListParagraph"/>
         <w:spacing w:line="240" w:lineRule="auto"/>
         <w:ind w:left="810"/>
         <w:rPr>
@@ -8426,28 +8548,22 @@
         <w:rPr>
           <w:rFonts w:ascii="Consolas" w:hAnsi="Consolas"/>
         </w:rPr>
-        <w:t xml:space="preserve">            }</w:t>
-      </w:r>
-    </w:p>
-    <w:p>
-      <w:pPr>
-        <w:pStyle w:val="a9"/>
+        <w:t xml:space="preserve">    }</w:t>
+      </w:r>
+    </w:p>
+    <w:p>
+      <w:pPr>
+        <w:pStyle w:val="ListParagraph"/>
         <w:spacing w:line="240" w:lineRule="auto"/>
         <w:ind w:left="810"/>
         <w:rPr>
           <w:rFonts w:ascii="Consolas" w:hAnsi="Consolas"/>
         </w:rPr>
       </w:pPr>
-      <w:r>
-        <w:rPr>
-          <w:rFonts w:ascii="Consolas" w:hAnsi="Consolas"/>
-        </w:rPr>
-        <w:t xml:space="preserve">        });</w:t>
-      </w:r>
-    </w:p>
-    <w:p>
-      <w:pPr>
-        <w:pStyle w:val="a9"/>
+    </w:p>
+    <w:p>
+      <w:pPr>
+        <w:pStyle w:val="ListParagraph"/>
         <w:spacing w:line="240" w:lineRule="auto"/>
         <w:ind w:left="810"/>
         <w:rPr>
@@ -8458,6 +8574,61 @@
         <w:rPr>
           <w:rFonts w:ascii="Consolas" w:hAnsi="Consolas"/>
         </w:rPr>
+        <w:t xml:space="preserve">    </w:t>
+      </w:r>
+      <w:r>
+        <w:rPr>
+          <w:rFonts w:ascii="Consolas" w:hAnsi="Consolas"/>
+          <w:color w:val="156082" w:themeColor="accent1"/>
+        </w:rPr>
+        <w:t xml:space="preserve">foreach </w:t>
+      </w:r>
+      <w:r>
+        <w:rPr>
+          <w:rFonts w:ascii="Consolas" w:hAnsi="Consolas"/>
+        </w:rPr>
+        <w:t>(</w:t>
+      </w:r>
+      <w:r>
+        <w:rPr>
+          <w:rFonts w:ascii="Consolas" w:hAnsi="Consolas"/>
+          <w:color w:val="156082" w:themeColor="accent1"/>
+        </w:rPr>
+        <w:t xml:space="preserve">var </w:t>
+      </w:r>
+      <w:r>
+        <w:rPr>
+          <w:rFonts w:ascii="Consolas" w:hAnsi="Consolas"/>
+        </w:rPr>
+        <w:t xml:space="preserve">t </w:t>
+      </w:r>
+      <w:r>
+        <w:rPr>
+          <w:rFonts w:ascii="Consolas" w:hAnsi="Consolas"/>
+          <w:color w:val="156082" w:themeColor="accent1"/>
+        </w:rPr>
+        <w:t xml:space="preserve">in </w:t>
+      </w:r>
+      <w:r>
+        <w:rPr>
+          <w:rFonts w:ascii="Consolas" w:hAnsi="Consolas"/>
+        </w:rPr>
+        <w:t>threads)</w:t>
+      </w:r>
+    </w:p>
+    <w:p>
+      <w:pPr>
+        <w:pStyle w:val="ListParagraph"/>
+        <w:spacing w:line="240" w:lineRule="auto"/>
+        <w:ind w:left="810"/>
+        <w:rPr>
+          <w:rFonts w:ascii="Consolas" w:hAnsi="Consolas"/>
+        </w:rPr>
+      </w:pPr>
+      <w:r>
+        <w:rPr>
+          <w:rFonts w:ascii="Consolas" w:hAnsi="Consolas"/>
+        </w:rPr>
         <w:t xml:space="preserve">        </w:t>
       </w:r>
       <w:proofErr w:type="spellStart"/>
@@ -8466,7 +8637,7 @@
         <w:rPr>
           <w:rFonts w:ascii="Consolas" w:hAnsi="Consolas"/>
         </w:rPr>
-        <w:t>thread.Start</w:t>
+        <w:t>t.Join</w:t>
       </w:r>
       <w:proofErr w:type="spellEnd"/>
       <w:proofErr w:type="gramEnd"/>
@@ -8474,12 +8645,67 @@
         <w:rPr>
           <w:rFonts w:ascii="Consolas" w:hAnsi="Consolas"/>
         </w:rPr>
+        <w:t>(</w:t>
+      </w:r>
+      <w:proofErr w:type="gramStart"/>
+      <w:r>
+        <w:rPr>
+          <w:rFonts w:ascii="Consolas" w:hAnsi="Consolas"/>
+        </w:rPr>
+        <w:t>);</w:t>
+      </w:r>
+      <w:proofErr w:type="gramEnd"/>
+    </w:p>
+    <w:p>
+      <w:pPr>
+        <w:pStyle w:val="ListParagraph"/>
+        <w:spacing w:line="240" w:lineRule="auto"/>
+        <w:ind w:left="810"/>
+        <w:rPr>
+          <w:rFonts w:ascii="Consolas" w:hAnsi="Consolas"/>
+        </w:rPr>
+      </w:pPr>
+    </w:p>
+    <w:p>
+      <w:pPr>
+        <w:pStyle w:val="ListParagraph"/>
+        <w:spacing w:line="240" w:lineRule="auto"/>
+        <w:ind w:left="810"/>
+        <w:rPr>
+          <w:rFonts w:ascii="Consolas" w:hAnsi="Consolas"/>
+        </w:rPr>
+      </w:pPr>
+      <w:r>
+        <w:rPr>
+          <w:rFonts w:ascii="Consolas" w:hAnsi="Consolas"/>
+        </w:rPr>
+        <w:t xml:space="preserve">    </w:t>
+      </w:r>
+      <w:r>
+        <w:rPr>
+          <w:rFonts w:ascii="Consolas" w:hAnsi="Consolas"/>
+          <w:color w:val="77206D" w:themeColor="accent5" w:themeShade="BF"/>
+        </w:rPr>
+        <w:t xml:space="preserve">return </w:t>
+      </w:r>
+      <w:proofErr w:type="spellStart"/>
+      <w:r>
+        <w:rPr>
+          <w:rFonts w:ascii="Consolas" w:hAnsi="Consolas"/>
+        </w:rPr>
+        <w:t>foundCustomers.ToArray</w:t>
+      </w:r>
+      <w:proofErr w:type="spellEnd"/>
+      <w:r>
+        <w:rPr>
+          <w:rFonts w:ascii="Consolas" w:hAnsi="Consolas"/>
+        </w:rPr>
         <w:t>();</w:t>
       </w:r>
     </w:p>
     <w:p>
       <w:pPr>
-        <w:pStyle w:val="a9"/>
+        <w:pStyle w:val="ListParagraph"/>
         <w:spacing w:line="240" w:lineRule="auto"/>
         <w:ind w:left="810"/>
         <w:rPr>
@@ -8490,222 +8716,22 @@
         <w:rPr>
           <w:rFonts w:ascii="Consolas" w:hAnsi="Consolas"/>
         </w:rPr>
-        <w:t xml:space="preserve">        </w:t>
-      </w:r>
-      <w:proofErr w:type="spellStart"/>
-      <w:proofErr w:type="gramStart"/>
-      <w:r>
-        <w:rPr>
-          <w:rFonts w:ascii="Consolas" w:hAnsi="Consolas"/>
-        </w:rPr>
-        <w:t>threads.Add</w:t>
-      </w:r>
-      <w:proofErr w:type="spellEnd"/>
-      <w:proofErr w:type="gramEnd"/>
-      <w:r>
-        <w:rPr>
-          <w:rFonts w:ascii="Consolas" w:hAnsi="Consolas"/>
-        </w:rPr>
-        <w:t>(thread);</w:t>
-      </w:r>
-    </w:p>
-    <w:p>
-      <w:pPr>
-        <w:pStyle w:val="a9"/>
+        <w:t>}</w:t>
+      </w:r>
+    </w:p>
+    <w:p>
+      <w:pPr>
+        <w:pStyle w:val="ListParagraph"/>
         <w:spacing w:line="240" w:lineRule="auto"/>
         <w:ind w:left="810"/>
         <w:rPr>
           <w:rFonts w:ascii="Consolas" w:hAnsi="Consolas"/>
         </w:rPr>
       </w:pPr>
-      <w:r>
-        <w:rPr>
-          <w:rFonts w:ascii="Consolas" w:hAnsi="Consolas"/>
-        </w:rPr>
-        <w:t xml:space="preserve">    }</w:t>
-      </w:r>
-    </w:p>
-    <w:p>
-      <w:pPr>
-        <w:pStyle w:val="a9"/>
-        <w:spacing w:line="240" w:lineRule="auto"/>
-        <w:ind w:left="810"/>
-        <w:rPr>
-          <w:rFonts w:ascii="Consolas" w:hAnsi="Consolas"/>
-        </w:rPr>
-      </w:pPr>
-    </w:p>
-    <w:p>
-      <w:pPr>
-        <w:pStyle w:val="a9"/>
-        <w:spacing w:line="240" w:lineRule="auto"/>
-        <w:ind w:left="810"/>
-        <w:rPr>
-          <w:rFonts w:ascii="Consolas" w:hAnsi="Consolas"/>
-        </w:rPr>
-      </w:pPr>
-      <w:r>
-        <w:rPr>
-          <w:rFonts w:ascii="Consolas" w:hAnsi="Consolas"/>
-        </w:rPr>
-        <w:t xml:space="preserve">    </w:t>
-      </w:r>
-      <w:r>
-        <w:rPr>
-          <w:rFonts w:ascii="Consolas" w:hAnsi="Consolas"/>
-          <w:color w:val="156082" w:themeColor="accent1"/>
-        </w:rPr>
-        <w:t xml:space="preserve">foreach </w:t>
-      </w:r>
-      <w:r>
-        <w:rPr>
-          <w:rFonts w:ascii="Consolas" w:hAnsi="Consolas"/>
-        </w:rPr>
-        <w:t>(</w:t>
-      </w:r>
-      <w:r>
-        <w:rPr>
-          <w:rFonts w:ascii="Consolas" w:hAnsi="Consolas"/>
-          <w:color w:val="156082" w:themeColor="accent1"/>
-        </w:rPr>
-        <w:t xml:space="preserve">var </w:t>
-      </w:r>
-      <w:r>
-        <w:rPr>
-          <w:rFonts w:ascii="Consolas" w:hAnsi="Consolas"/>
-        </w:rPr>
-        <w:t xml:space="preserve">t </w:t>
-      </w:r>
-      <w:r>
-        <w:rPr>
-          <w:rFonts w:ascii="Consolas" w:hAnsi="Consolas"/>
-          <w:color w:val="156082" w:themeColor="accent1"/>
-        </w:rPr>
-        <w:t xml:space="preserve">in </w:t>
-      </w:r>
-      <w:r>
-        <w:rPr>
-          <w:rFonts w:ascii="Consolas" w:hAnsi="Consolas"/>
-        </w:rPr>
-        <w:t>threads)</w:t>
-      </w:r>
-    </w:p>
-    <w:p>
-      <w:pPr>
-        <w:pStyle w:val="a9"/>
-        <w:spacing w:line="240" w:lineRule="auto"/>
-        <w:ind w:left="810"/>
-        <w:rPr>
-          <w:rFonts w:ascii="Consolas" w:hAnsi="Consolas"/>
-        </w:rPr>
-      </w:pPr>
-      <w:r>
-        <w:rPr>
-          <w:rFonts w:ascii="Consolas" w:hAnsi="Consolas"/>
-        </w:rPr>
-        <w:t xml:space="preserve">        </w:t>
-      </w:r>
-      <w:proofErr w:type="spellStart"/>
-      <w:proofErr w:type="gramStart"/>
-      <w:r>
-        <w:rPr>
-          <w:rFonts w:ascii="Consolas" w:hAnsi="Consolas"/>
-        </w:rPr>
-        <w:t>t.Join</w:t>
-      </w:r>
-      <w:proofErr w:type="spellEnd"/>
-      <w:proofErr w:type="gramEnd"/>
-      <w:r>
-        <w:rPr>
-          <w:rFonts w:ascii="Consolas" w:hAnsi="Consolas"/>
-        </w:rPr>
-        <w:t>();</w:t>
-      </w:r>
-    </w:p>
-    <w:p>
-      <w:pPr>
-        <w:pStyle w:val="a9"/>
-        <w:spacing w:line="240" w:lineRule="auto"/>
-        <w:ind w:left="810"/>
-        <w:rPr>
-          <w:rFonts w:ascii="Consolas" w:hAnsi="Consolas"/>
-        </w:rPr>
-      </w:pPr>
-    </w:p>
-    <w:p>
-      <w:pPr>
-        <w:pStyle w:val="a9"/>
-        <w:spacing w:line="240" w:lineRule="auto"/>
-        <w:ind w:left="810"/>
-        <w:rPr>
-          <w:rFonts w:ascii="Consolas" w:hAnsi="Consolas"/>
-        </w:rPr>
-      </w:pPr>
-      <w:r>
-        <w:rPr>
-          <w:rFonts w:ascii="Consolas" w:hAnsi="Consolas"/>
-        </w:rPr>
-        <w:t xml:space="preserve">    </w:t>
-      </w:r>
-      <w:r>
-        <w:rPr>
-          <w:rFonts w:ascii="Consolas" w:hAnsi="Consolas"/>
-          <w:color w:val="77206D" w:themeColor="accent5" w:themeShade="BF"/>
-        </w:rPr>
-        <w:t xml:space="preserve">return </w:t>
-      </w:r>
-      <w:proofErr w:type="spellStart"/>
-      <w:r>
-        <w:rPr>
-          <w:rFonts w:ascii="Consolas" w:hAnsi="Consolas"/>
-        </w:rPr>
-        <w:t>foundCustomers.ToArray</w:t>
-      </w:r>
-      <w:proofErr w:type="spellEnd"/>
-      <w:r>
-        <w:rPr>
-          <w:rFonts w:ascii="Consolas" w:hAnsi="Consolas"/>
-        </w:rPr>
-        <w:t>(</w:t>
-      </w:r>
-      <w:proofErr w:type="gramStart"/>
-      <w:r>
-        <w:rPr>
-          <w:rFonts w:ascii="Consolas" w:hAnsi="Consolas"/>
-        </w:rPr>
-        <w:t>);</w:t>
-      </w:r>
-      <w:proofErr w:type="gramEnd"/>
-    </w:p>
-    <w:p>
-      <w:pPr>
-        <w:pStyle w:val="a9"/>
-        <w:spacing w:line="240" w:lineRule="auto"/>
-        <w:ind w:left="810"/>
-        <w:rPr>
-          <w:rFonts w:ascii="Consolas" w:hAnsi="Consolas"/>
-        </w:rPr>
-      </w:pPr>
-      <w:r>
-        <w:rPr>
-          <w:rFonts w:ascii="Consolas" w:hAnsi="Consolas"/>
-        </w:rPr>
-        <w:t>}</w:t>
-      </w:r>
-    </w:p>
-    <w:p>
-      <w:pPr>
-        <w:pStyle w:val="a9"/>
-        <w:spacing w:line="240" w:lineRule="auto"/>
-        <w:ind w:left="810"/>
-        <w:rPr>
-          <w:rFonts w:ascii="Consolas" w:hAnsi="Consolas"/>
-        </w:rPr>
-      </w:pPr>
-    </w:p>
-    <w:p>
-      <w:pPr>
-        <w:pStyle w:val="a9"/>
+    </w:p>
+    <w:p>
+      <w:pPr>
+        <w:pStyle w:val="ListParagraph"/>
         <w:numPr>
           <w:ilvl w:val="0"/>
           <w:numId w:val="10"/>
@@ -8906,7 +8932,7 @@
     </w:p>
     <w:p>
       <w:pPr>
-        <w:pStyle w:val="a9"/>
+        <w:pStyle w:val="ListParagraph"/>
         <w:autoSpaceDE w:val="0"/>
         <w:autoSpaceDN w:val="0"/>
         <w:adjustRightInd w:val="0"/>
@@ -8966,12 +8992,23 @@
           <w:kern w:val="0"/>
           <w:highlight w:val="white"/>
         </w:rPr>
-        <w:t>(ids);</w:t>
-      </w:r>
-    </w:p>
-    <w:p>
-      <w:pPr>
-        <w:pStyle w:val="a9"/>
+        <w:t>(ids</w:t>
+      </w:r>
+      <w:proofErr w:type="gramStart"/>
+      <w:r>
+        <w:rPr>
+          <w:rFonts w:ascii="Consolas" w:hAnsi="Consolas" w:cs="Cascadia Mono"/>
+          <w:color w:val="000000"/>
+          <w:kern w:val="0"/>
+          <w:highlight w:val="white"/>
+        </w:rPr>
+        <w:t>);</w:t>
+      </w:r>
+      <w:proofErr w:type="gramEnd"/>
+    </w:p>
+    <w:p>
+      <w:pPr>
+        <w:pStyle w:val="ListParagraph"/>
         <w:autoSpaceDE w:val="0"/>
         <w:autoSpaceDN w:val="0"/>
         <w:adjustRightInd w:val="0"/>
@@ -8987,7 +9024,7 @@
     </w:p>
     <w:p>
       <w:pPr>
-        <w:pStyle w:val="a9"/>
+        <w:pStyle w:val="ListParagraph"/>
         <w:autoSpaceDE w:val="0"/>
         <w:autoSpaceDN w:val="0"/>
         <w:adjustRightInd w:val="0"/>
@@ -9032,7 +9069,7 @@
     </w:p>
     <w:p>
       <w:pPr>
-        <w:pStyle w:val="a9"/>
+        <w:pStyle w:val="ListParagraph"/>
         <w:autoSpaceDE w:val="0"/>
         <w:autoSpaceDN w:val="0"/>
         <w:adjustRightInd w:val="0"/>
@@ -9057,7 +9094,7 @@
     </w:p>
     <w:p>
       <w:pPr>
-        <w:pStyle w:val="a9"/>
+        <w:pStyle w:val="ListParagraph"/>
         <w:autoSpaceDE w:val="0"/>
         <w:autoSpaceDN w:val="0"/>
         <w:adjustRightInd w:val="0"/>
@@ -9099,12 +9136,23 @@
           <w:kern w:val="0"/>
           <w:highlight w:val="white"/>
         </w:rPr>
-        <w:t>();</w:t>
-      </w:r>
-    </w:p>
-    <w:p>
-      <w:pPr>
-        <w:pStyle w:val="a9"/>
+        <w:t>(</w:t>
+      </w:r>
+      <w:proofErr w:type="gramStart"/>
+      <w:r>
+        <w:rPr>
+          <w:rFonts w:ascii="Consolas" w:hAnsi="Consolas" w:cs="Cascadia Mono"/>
+          <w:color w:val="000000"/>
+          <w:kern w:val="0"/>
+          <w:highlight w:val="white"/>
+        </w:rPr>
+        <w:t>);</w:t>
+      </w:r>
+      <w:proofErr w:type="gramEnd"/>
+    </w:p>
+    <w:p>
+      <w:pPr>
+        <w:pStyle w:val="ListParagraph"/>
         <w:autoSpaceDE w:val="0"/>
         <w:autoSpaceDN w:val="0"/>
         <w:adjustRightInd w:val="0"/>
@@ -9167,7 +9215,7 @@
     </w:p>
     <w:p>
       <w:pPr>
-        <w:pStyle w:val="a9"/>
+        <w:pStyle w:val="ListParagraph"/>
         <w:autoSpaceDE w:val="0"/>
         <w:autoSpaceDN w:val="0"/>
         <w:adjustRightInd w:val="0"/>
@@ -9260,6 +9308,7 @@
         </w:rPr>
         <w:t>."</w:t>
       </w:r>
+      <w:proofErr w:type="gramStart"/>
       <w:r>
         <w:rPr>
           <w:rFonts w:ascii="Consolas" w:hAnsi="Consolas" w:cs="Cascadia Mono"/>
@@ -9269,10 +9318,11 @@
         </w:rPr>
         <w:t>);</w:t>
       </w:r>
-    </w:p>
-    <w:p>
-      <w:pPr>
-        <w:pStyle w:val="a9"/>
+      <w:proofErr w:type="gramEnd"/>
+    </w:p>
+    <w:p>
+      <w:pPr>
+        <w:pStyle w:val="ListParagraph"/>
         <w:autoSpaceDE w:val="0"/>
         <w:autoSpaceDN w:val="0"/>
         <w:adjustRightInd w:val="0"/>
@@ -9306,7 +9356,7 @@
     </w:p>
     <w:p>
       <w:pPr>
-        <w:pStyle w:val="a9"/>
+        <w:pStyle w:val="ListParagraph"/>
         <w:autoSpaceDE w:val="0"/>
         <w:autoSpaceDN w:val="0"/>
         <w:adjustRightInd w:val="0"/>
@@ -9331,7 +9381,7 @@
     </w:p>
     <w:p>
       <w:pPr>
-        <w:pStyle w:val="a9"/>
+        <w:pStyle w:val="ListParagraph"/>
         <w:autoSpaceDE w:val="0"/>
         <w:autoSpaceDN w:val="0"/>
         <w:adjustRightInd w:val="0"/>
@@ -9410,7 +9460,7 @@
     </w:p>
     <w:p>
       <w:pPr>
-        <w:pStyle w:val="a9"/>
+        <w:pStyle w:val="ListParagraph"/>
         <w:autoSpaceDE w:val="0"/>
         <w:autoSpaceDN w:val="0"/>
         <w:adjustRightInd w:val="0"/>
@@ -9452,12 +9502,23 @@
           <w:kern w:val="0"/>
           <w:highlight w:val="white"/>
         </w:rPr>
-        <w:t>(c);</w:t>
-      </w:r>
-    </w:p>
-    <w:p>
-      <w:pPr>
-        <w:pStyle w:val="a9"/>
+        <w:t>(c</w:t>
+      </w:r>
+      <w:proofErr w:type="gramStart"/>
+      <w:r>
+        <w:rPr>
+          <w:rFonts w:ascii="Consolas" w:hAnsi="Consolas" w:cs="Cascadia Mono"/>
+          <w:color w:val="000000"/>
+          <w:kern w:val="0"/>
+          <w:highlight w:val="white"/>
+        </w:rPr>
+        <w:t>);</w:t>
+      </w:r>
+      <w:proofErr w:type="gramEnd"/>
+    </w:p>
+    <w:p>
+      <w:pPr>
+        <w:pStyle w:val="ListParagraph"/>
         <w:autoSpaceDE w:val="0"/>
         <w:autoSpaceDN w:val="0"/>
         <w:adjustRightInd w:val="0"/>
@@ -9482,7 +9543,7 @@
     </w:p>
     <w:p>
       <w:pPr>
-        <w:pStyle w:val="a9"/>
+        <w:pStyle w:val="ListParagraph"/>
         <w:autoSpaceDE w:val="0"/>
         <w:autoSpaceDN w:val="0"/>
         <w:adjustRightInd w:val="0"/>
@@ -9507,7 +9568,7 @@
     </w:p>
     <w:p>
       <w:pPr>
-        <w:pStyle w:val="a9"/>
+        <w:pStyle w:val="ListParagraph"/>
         <w:autoSpaceDE w:val="0"/>
         <w:autoSpaceDN w:val="0"/>
         <w:adjustRightInd w:val="0"/>
@@ -9532,7 +9593,7 @@
     </w:p>
     <w:p>
       <w:pPr>
-        <w:pStyle w:val="a9"/>
+        <w:pStyle w:val="ListParagraph"/>
         <w:autoSpaceDE w:val="0"/>
         <w:autoSpaceDN w:val="0"/>
         <w:adjustRightInd w:val="0"/>
@@ -9584,7 +9645,7 @@
     </w:p>
     <w:p>
       <w:pPr>
-        <w:pStyle w:val="a9"/>
+        <w:pStyle w:val="ListParagraph"/>
         <w:autoSpaceDE w:val="0"/>
         <w:autoSpaceDN w:val="0"/>
         <w:adjustRightInd w:val="0"/>
@@ -9609,7 +9670,7 @@
     </w:p>
     <w:p>
       <w:pPr>
-        <w:pStyle w:val="a9"/>
+        <w:pStyle w:val="ListParagraph"/>
         <w:autoSpaceDE w:val="0"/>
         <w:autoSpaceDN w:val="0"/>
         <w:adjustRightInd w:val="0"/>
@@ -9654,7 +9715,7 @@
     </w:p>
     <w:p>
       <w:pPr>
-        <w:pStyle w:val="a9"/>
+        <w:pStyle w:val="ListParagraph"/>
         <w:autoSpaceDE w:val="0"/>
         <w:autoSpaceDN w:val="0"/>
         <w:adjustRightInd w:val="0"/>
@@ -9679,7 +9740,7 @@
     </w:p>
     <w:p>
       <w:pPr>
-        <w:pStyle w:val="a9"/>
+        <w:pStyle w:val="ListParagraph"/>
         <w:autoSpaceDE w:val="0"/>
         <w:autoSpaceDN w:val="0"/>
         <w:adjustRightInd w:val="0"/>
@@ -9737,7 +9798,27 @@
           <w:kern w:val="0"/>
           <w:highlight w:val="white"/>
         </w:rPr>
-        <w:t xml:space="preserve">$"Грешка: </w:t>
+        <w:t>$"</w:t>
+      </w:r>
+      <w:proofErr w:type="spellStart"/>
+      <w:r>
+        <w:rPr>
+          <w:rFonts w:ascii="Consolas" w:hAnsi="Consolas" w:cs="Cascadia Mono"/>
+          <w:color w:val="A31515"/>
+          <w:kern w:val="0"/>
+          <w:highlight w:val="white"/>
+        </w:rPr>
+        <w:t>Грешка</w:t>
+      </w:r>
+      <w:proofErr w:type="spellEnd"/>
+      <w:r>
+        <w:rPr>
+          <w:rFonts w:ascii="Consolas" w:hAnsi="Consolas" w:cs="Cascadia Mono"/>
+          <w:color w:val="A31515"/>
+          <w:kern w:val="0"/>
+          <w:highlight w:val="white"/>
+        </w:rPr>
+        <w:t xml:space="preserve">: </w:t>
       </w:r>
       <w:r>
         <w:rPr>
@@ -9779,6 +9860,7 @@
         </w:rPr>
         <w:t>"</w:t>
       </w:r>
+      <w:proofErr w:type="gramStart"/>
       <w:r>
         <w:rPr>
           <w:rFonts w:ascii="Consolas" w:hAnsi="Consolas" w:cs="Cascadia Mono"/>
@@ -9788,10 +9870,11 @@
         </w:rPr>
         <w:t>);</w:t>
       </w:r>
-    </w:p>
-    <w:p>
-      <w:pPr>
-        <w:pStyle w:val="a9"/>
+      <w:proofErr w:type="gramEnd"/>
+    </w:p>
+    <w:p>
+      <w:pPr>
+        <w:pStyle w:val="ListParagraph"/>
         <w:autoSpaceDE w:val="0"/>
         <w:autoSpaceDN w:val="0"/>
         <w:adjustRightInd w:val="0"/>
@@ -9816,7 +9899,7 @@
     </w:p>
     <w:p>
       <w:pPr>
-        <w:pStyle w:val="a9"/>
+        <w:pStyle w:val="ListParagraph"/>
         <w:autoSpaceDE w:val="0"/>
         <w:autoSpaceDN w:val="0"/>
         <w:adjustRightInd w:val="0"/>
@@ -9841,7 +9924,7 @@
     </w:p>
     <w:p>
       <w:pPr>
-        <w:pStyle w:val="a9"/>
+        <w:pStyle w:val="ListParagraph"/>
         <w:autoSpaceDE w:val="0"/>
         <w:autoSpaceDN w:val="0"/>
         <w:adjustRightInd w:val="0"/>
@@ -9866,7 +9949,7 @@
     </w:p>
     <w:p>
       <w:pPr>
-        <w:pStyle w:val="a9"/>
+        <w:pStyle w:val="ListParagraph"/>
         <w:autoSpaceDE w:val="0"/>
         <w:autoSpaceDN w:val="0"/>
         <w:adjustRightInd w:val="0"/>
@@ -9891,7 +9974,7 @@
     </w:p>
     <w:p>
       <w:pPr>
-        <w:pStyle w:val="a9"/>
+        <w:pStyle w:val="ListParagraph"/>
         <w:autoSpaceDE w:val="0"/>
         <w:autoSpaceDN w:val="0"/>
         <w:adjustRightInd w:val="0"/>
@@ -9936,7 +10019,7 @@
     </w:p>
     <w:p>
       <w:pPr>
-        <w:pStyle w:val="a9"/>
+        <w:pStyle w:val="ListParagraph"/>
         <w:autoSpaceDE w:val="0"/>
         <w:autoSpaceDN w:val="0"/>
         <w:adjustRightInd w:val="0"/>
@@ -9961,7 +10044,7 @@
     </w:p>
     <w:p>
       <w:pPr>
-        <w:pStyle w:val="a9"/>
+        <w:pStyle w:val="ListParagraph"/>
         <w:autoSpaceDE w:val="0"/>
         <w:autoSpaceDN w:val="0"/>
         <w:adjustRightInd w:val="0"/>
@@ -10003,7 +10086,6 @@
         </w:rPr>
         <w:t xml:space="preserve"> = </w:t>
       </w:r>
-      <w:proofErr w:type="gramStart"/>
       <w:r>
         <w:rPr>
           <w:rFonts w:ascii="Consolas" w:hAnsi="Consolas" w:cs="Cascadia Mono"/>
@@ -10022,11 +10104,10 @@
         </w:rPr>
         <w:t>;</w:t>
       </w:r>
-      <w:proofErr w:type="gramEnd"/>
-    </w:p>
-    <w:p>
-      <w:pPr>
-        <w:pStyle w:val="a9"/>
+    </w:p>
+    <w:p>
+      <w:pPr>
+        <w:pStyle w:val="ListParagraph"/>
         <w:autoSpaceDE w:val="0"/>
         <w:autoSpaceDN w:val="0"/>
         <w:adjustRightInd w:val="0"/>
@@ -10052,7 +10133,7 @@
     </w:p>
     <w:p>
       <w:pPr>
-        <w:pStyle w:val="a9"/>
+        <w:pStyle w:val="ListParagraph"/>
         <w:autoSpaceDE w:val="0"/>
         <w:autoSpaceDN w:val="0"/>
         <w:adjustRightInd w:val="0"/>
@@ -10110,7 +10191,7 @@
     </w:p>
     <w:p>
       <w:pPr>
-        <w:pStyle w:val="2"/>
+        <w:pStyle w:val="Heading2"/>
         <w:spacing w:line="240" w:lineRule="auto"/>
         <w:rPr>
           <w:lang w:val="bg-BG"/>
@@ -10321,7 +10402,7 @@
     </w:p>
     <w:p>
       <w:pPr>
-        <w:pStyle w:val="1"/>
+        <w:pStyle w:val="Heading1"/>
         <w:numPr>
           <w:ilvl w:val="0"/>
           <w:numId w:val="4"/>
@@ -10341,7 +10422,7 @@
     </w:p>
     <w:p>
       <w:pPr>
-        <w:pStyle w:val="2"/>
+        <w:pStyle w:val="Heading2"/>
         <w:spacing w:line="240" w:lineRule="auto"/>
         <w:rPr>
           <w:lang w:val="bg-BG"/>
@@ -10496,7 +10577,7 @@
     </w:p>
     <w:p>
       <w:pPr>
-        <w:pStyle w:val="2"/>
+        <w:pStyle w:val="Heading2"/>
         <w:spacing w:line="240" w:lineRule="auto"/>
         <w:rPr>
           <w:lang w:val="bg-BG"/>
@@ -11070,7 +11151,7 @@
     </w:p>
     <w:p>
       <w:pPr>
-        <w:pStyle w:val="2"/>
+        <w:pStyle w:val="Heading2"/>
         <w:spacing w:line="240" w:lineRule="auto"/>
         <w:rPr>
           <w:lang w:val="bg-BG"/>
@@ -11201,7 +11282,7 @@
     </w:p>
     <w:p>
       <w:pPr>
-        <w:pStyle w:val="1"/>
+        <w:pStyle w:val="Heading1"/>
         <w:numPr>
           <w:ilvl w:val="0"/>
           <w:numId w:val="4"/>
@@ -11221,7 +11302,7 @@
     </w:p>
     <w:p>
       <w:pPr>
-        <w:pStyle w:val="2"/>
+        <w:pStyle w:val="Heading2"/>
         <w:spacing w:line="240" w:lineRule="auto"/>
         <w:rPr>
           <w:lang w:val="bg-BG"/>
@@ -11541,7 +11622,7 @@
     </w:p>
     <w:p>
       <w:pPr>
-        <w:pStyle w:val="2"/>
+        <w:pStyle w:val="Heading2"/>
         <w:spacing w:line="240" w:lineRule="auto"/>
         <w:rPr>
           <w:lang w:val="bg-BG"/>
@@ -11570,7 +11651,7 @@
     </w:p>
     <w:p>
       <w:pPr>
-        <w:pStyle w:val="a9"/>
+        <w:pStyle w:val="ListParagraph"/>
         <w:numPr>
           <w:ilvl w:val="0"/>
           <w:numId w:val="10"/>
@@ -11638,7 +11719,7 @@
     </w:p>
     <w:p>
       <w:pPr>
-        <w:pStyle w:val="a9"/>
+        <w:pStyle w:val="ListParagraph"/>
         <w:numPr>
           <w:ilvl w:val="0"/>
           <w:numId w:val="10"/>
@@ -11707,7 +11788,7 @@
     </w:p>
     <w:p>
       <w:pPr>
-        <w:pStyle w:val="a9"/>
+        <w:pStyle w:val="ListParagraph"/>
         <w:numPr>
           <w:ilvl w:val="0"/>
           <w:numId w:val="10"/>
@@ -11800,7 +11881,7 @@
     </w:p>
     <w:p>
       <w:pPr>
-        <w:pStyle w:val="a9"/>
+        <w:pStyle w:val="ListParagraph"/>
         <w:numPr>
           <w:ilvl w:val="0"/>
           <w:numId w:val="10"/>
@@ -11864,7 +11945,7 @@
     </w:p>
     <w:p>
       <w:pPr>
-        <w:pStyle w:val="a9"/>
+        <w:pStyle w:val="ListParagraph"/>
         <w:spacing w:line="240" w:lineRule="auto"/>
         <w:ind w:left="810"/>
         <w:rPr>
@@ -11874,7 +11955,7 @@
     </w:p>
     <w:p>
       <w:pPr>
-        <w:pStyle w:val="1"/>
+        <w:pStyle w:val="Heading1"/>
         <w:numPr>
           <w:ilvl w:val="0"/>
           <w:numId w:val="4"/>
@@ -11891,7 +11972,7 @@
     </w:p>
     <w:p>
       <w:pPr>
-        <w:pStyle w:val="af1"/>
+        <w:pStyle w:val="NormalWeb"/>
         <w:ind w:left="360" w:firstLine="360"/>
         <w:rPr>
           <w:lang w:val="bg-BG"/>
@@ -11963,7 +12044,7 @@
       </w:r>
       <w:r>
         <w:rPr>
-          <w:rStyle w:val="HTML"/>
+          <w:rStyle w:val="HTMLCode"/>
           <w:rFonts w:ascii="Times New Roman" w:eastAsiaTheme="majorEastAsia" w:hAnsi="Times New Roman" w:cs="Times New Roman"/>
           <w:sz w:val="24"/>
           <w:szCs w:val="24"/>
@@ -12143,7 +12224,7 @@
       </w:r>
       <w:r>
         <w:rPr>
-          <w:rStyle w:val="HTML"/>
+          <w:rStyle w:val="HTMLCode"/>
           <w:rFonts w:ascii="Times New Roman" w:eastAsiaTheme="majorEastAsia" w:hAnsi="Times New Roman" w:cs="Times New Roman"/>
           <w:sz w:val="24"/>
           <w:szCs w:val="24"/>
@@ -12204,7 +12285,7 @@
       <w:proofErr w:type="spellStart"/>
       <w:r>
         <w:rPr>
-          <w:rStyle w:val="HTML"/>
+          <w:rStyle w:val="HTMLCode"/>
           <w:rFonts w:ascii="Times New Roman" w:eastAsiaTheme="majorEastAsia" w:hAnsi="Times New Roman" w:cs="Times New Roman"/>
           <w:sz w:val="24"/>
           <w:szCs w:val="24"/>
@@ -12233,7 +12314,7 @@
       </w:r>
       <w:r>
         <w:rPr>
-          <w:rStyle w:val="HTML"/>
+          <w:rStyle w:val="HTMLCode"/>
           <w:rFonts w:ascii="Times New Roman" w:eastAsiaTheme="majorEastAsia" w:hAnsi="Times New Roman" w:cs="Times New Roman"/>
           <w:sz w:val="24"/>
           <w:szCs w:val="24"/>
@@ -12252,7 +12333,7 @@
     </w:p>
     <w:p>
       <w:pPr>
-        <w:pStyle w:val="af1"/>
+        <w:pStyle w:val="NormalWeb"/>
         <w:ind w:left="360" w:firstLine="360"/>
         <w:rPr>
           <w:lang w:val="bg-BG"/>
@@ -12261,7 +12342,7 @@
     </w:p>
     <w:p>
       <w:pPr>
-        <w:pStyle w:val="1"/>
+        <w:pStyle w:val="Heading1"/>
         <w:numPr>
           <w:ilvl w:val="0"/>
           <w:numId w:val="4"/>
@@ -12282,7 +12363,7 @@
     </w:p>
     <w:p>
       <w:pPr>
-        <w:pStyle w:val="a9"/>
+        <w:pStyle w:val="ListParagraph"/>
         <w:numPr>
           <w:ilvl w:val="0"/>
           <w:numId w:val="11"/>
@@ -12306,7 +12387,7 @@
     </w:p>
     <w:p>
       <w:pPr>
-        <w:pStyle w:val="a9"/>
+        <w:pStyle w:val="ListParagraph"/>
         <w:numPr>
           <w:ilvl w:val="0"/>
           <w:numId w:val="11"/>
@@ -12322,7 +12403,7 @@
     </w:p>
     <w:p>
       <w:pPr>
-        <w:pStyle w:val="a9"/>
+        <w:pStyle w:val="ListParagraph"/>
         <w:numPr>
           <w:ilvl w:val="0"/>
           <w:numId w:val="11"/>
@@ -12338,7 +12419,7 @@
     </w:p>
     <w:p>
       <w:pPr>
-        <w:pStyle w:val="a9"/>
+        <w:pStyle w:val="ListParagraph"/>
         <w:numPr>
           <w:ilvl w:val="0"/>
           <w:numId w:val="11"/>
@@ -12354,13 +12435,13 @@
     </w:p>
     <w:p>
       <w:pPr>
-        <w:pStyle w:val="a9"/>
-        <w:spacing w:line="240" w:lineRule="auto"/>
-      </w:pPr>
-    </w:p>
-    <w:p>
-      <w:pPr>
-        <w:pStyle w:val="1"/>
+        <w:pStyle w:val="ListParagraph"/>
+        <w:spacing w:line="240" w:lineRule="auto"/>
+      </w:pPr>
+    </w:p>
+    <w:p>
+      <w:pPr>
+        <w:pStyle w:val="Heading1"/>
         <w:numPr>
           <w:ilvl w:val="0"/>
           <w:numId w:val="4"/>
@@ -12476,7 +12557,6 @@
                 <w:bCs/>
               </w:rPr>
             </w:pPr>
-            <w:proofErr w:type="spellStart"/>
             <w:r>
               <w:rPr>
                 <w:b/>
@@ -12484,7 +12564,6 @@
               </w:rPr>
               <w:t>Характеристика</w:t>
             </w:r>
-            <w:proofErr w:type="spellEnd"/>
           </w:p>
         </w:tc>
         <w:tc>
@@ -12755,11 +12834,9 @@
               <w:spacing w:line="240" w:lineRule="auto"/>
               <w:ind w:left="360"/>
             </w:pPr>
-            <w:proofErr w:type="spellStart"/>
             <w:r>
               <w:t>Изпълнение</w:t>
             </w:r>
-            <w:proofErr w:type="spellEnd"/>
           </w:p>
         </w:tc>
         <w:tc>
@@ -13332,7 +13409,7 @@
 <w:ftr xmlns:wpc="http://schemas.microsoft.com/office/word/2010/wordprocessingCanvas" xmlns:cx="http://schemas.microsoft.com/office/drawing/2014/chartex" xmlns:cx1="http://schemas.microsoft.com/office/drawing/2015/9/8/chartex" xmlns:cx2="http://schemas.microsoft.com/office/drawing/2015/10/21/chartex" xmlns:cx3="http://schemas.microsoft.com/office/drawing/2016/5/9/chartex" xmlns:cx4="http://schemas.microsoft.com/office/drawing/2016/5/10/chartex" xmlns:cx5="http://schemas.microsoft.com/office/drawing/2016/5/11/chartex" xmlns:cx6="http://schemas.microsoft.com/office/drawing/2016/5/12/chartex" xmlns:cx7="http://schemas.microsoft.com/office/drawing/2016/5/13/chartex" xmlns:cx8="http://schemas.microsoft.com/office/drawing/2016/5/14/chartex" xmlns:mc="http://schemas.openxmlformats.org/markup-compatibility/2006" xmlns:aink="http://schemas.microsoft.com/office/drawing/2016/ink" xmlns:am3d="http://schemas.microsoft.com/office/drawing/2017/model3d" xmlns:o="urn:schemas-microsoft-com:office:office" xmlns:oel="http://schemas.microsoft.com/office/2019/extlst" xmlns:r="http://schemas.openxmlformats.org/officeDocument/2006/relationships" xmlns:m="http://schemas.openxmlformats.org/officeDocument/2006/math" xmlns:v="urn:schemas-microsoft-com:vml" xmlns:wp14="http://schemas.microsoft.com/office/word/2010/wordprocessingDrawing" xmlns:wp="http://schemas.openxmlformats.org/drawingml/2006/wordprocessingDrawing" xmlns:w10="urn:schemas-microsoft-com:office:word" xmlns:w="http://schemas.openxmlformats.org/wordprocessingml/2006/main" xmlns:w14="http://schemas.microsoft.com/office/word/2010/wordml" xmlns:w15="http://schemas.microsoft.com/office/word/2012/wordml" xmlns:w16cex="http://schemas.microsoft.com/office/word/2018/wordml/cex" xmlns:w16cid="http://schemas.microsoft.com/office/word/2016/wordml/cid" xmlns:w16="http://schemas.microsoft.com/office/word/2018/wordml" xmlns:w16du="http://schemas.microsoft.com/office/word/2023/wordml/word16du" xmlns:w16sdtdh="http://schemas.microsoft.com/office/word/2020/wordml/sdtdatahash" xmlns:w16sdtfl="http://schemas.microsoft.com/office/word/2024/wordml/sdtformatlock" xmlns:w16se="http://schemas.microsoft.com/office/word/2015/wordml/symex" xmlns:wpg="http://schemas.microsoft.com/office/word/2010/wordprocessingGroup" xmlns:wpi="http://schemas.microsoft.com/office/word/2010/wordprocessingInk" xmlns:wne="http://schemas.microsoft.com/office/word/2006/wordml" xmlns:wps="http://schemas.microsoft.com/office/word/2010/wordprocessingShape" mc:Ignorable="w14 w15 w16se w16cid w16 w16cex w16sdtdh w16sdtfl w16du wp14">
   <w:p>
     <w:pPr>
-      <w:pStyle w:val="af4"/>
+      <w:pStyle w:val="Footer"/>
     </w:pPr>
   </w:p>
 </w:ftr>
@@ -13351,7 +13428,7 @@
     <w:sdtContent>
       <w:p>
         <w:pPr>
-          <w:pStyle w:val="af4"/>
+          <w:pStyle w:val="Footer"/>
           <w:jc w:val="right"/>
         </w:pPr>
         <w:r>
@@ -13411,7 +13488,7 @@
   </w:sdt>
   <w:p>
     <w:pPr>
-      <w:pStyle w:val="af4"/>
+      <w:pStyle w:val="Footer"/>
     </w:pPr>
   </w:p>
 </w:ftr>
@@ -13421,7 +13498,7 @@
 <w:ftr xmlns:wpc="http://schemas.microsoft.com/office/word/2010/wordprocessingCanvas" xmlns:cx="http://schemas.microsoft.com/office/drawing/2014/chartex" xmlns:cx1="http://schemas.microsoft.com/office/drawing/2015/9/8/chartex" xmlns:cx2="http://schemas.microsoft.com/office/drawing/2015/10/21/chartex" xmlns:cx3="http://schemas.microsoft.com/office/drawing/2016/5/9/chartex" xmlns:cx4="http://schemas.microsoft.com/office/drawing/2016/5/10/chartex" xmlns:cx5="http://schemas.microsoft.com/office/drawing/2016/5/11/chartex" xmlns:cx6="http://schemas.microsoft.com/office/drawing/2016/5/12/chartex" xmlns:cx7="http://schemas.microsoft.com/office/drawing/2016/5/13/chartex" xmlns:cx8="http://schemas.microsoft.com/office/drawing/2016/5/14/chartex" xmlns:mc="http://schemas.openxmlformats.org/markup-compatibility/2006" xmlns:aink="http://schemas.microsoft.com/office/drawing/2016/ink" xmlns:am3d="http://schemas.microsoft.com/office/drawing/2017/model3d" xmlns:o="urn:schemas-microsoft-com:office:office" xmlns:oel="http://schemas.microsoft.com/office/2019/extlst" xmlns:r="http://schemas.openxmlformats.org/officeDocument/2006/relationships" xmlns:m="http://schemas.openxmlformats.org/officeDocument/2006/math" xmlns:v="urn:schemas-microsoft-com:vml" xmlns:wp14="http://schemas.microsoft.com/office/word/2010/wordprocessingDrawing" xmlns:wp="http://schemas.openxmlformats.org/drawingml/2006/wordprocessingDrawing" xmlns:w10="urn:schemas-microsoft-com:office:word" xmlns:w="http://schemas.openxmlformats.org/wordprocessingml/2006/main" xmlns:w14="http://schemas.microsoft.com/office/word/2010/wordml" xmlns:w15="http://schemas.microsoft.com/office/word/2012/wordml" xmlns:w16cex="http://schemas.microsoft.com/office/word/2018/wordml/cex" xmlns:w16cid="http://schemas.microsoft.com/office/word/2016/wordml/cid" xmlns:w16="http://schemas.microsoft.com/office/word/2018/wordml" xmlns:w16du="http://schemas.microsoft.com/office/word/2023/wordml/word16du" xmlns:w16sdtdh="http://schemas.microsoft.com/office/word/2020/wordml/sdtdatahash" xmlns:w16sdtfl="http://schemas.microsoft.com/office/word/2024/wordml/sdtformatlock" xmlns:w16se="http://schemas.microsoft.com/office/word/2015/wordml/symex" xmlns:wpg="http://schemas.microsoft.com/office/word/2010/wordprocessingGroup" xmlns:wpi="http://schemas.microsoft.com/office/word/2010/wordprocessingInk" xmlns:wne="http://schemas.microsoft.com/office/word/2006/wordml" xmlns:wps="http://schemas.microsoft.com/office/word/2010/wordprocessingShape" mc:Ignorable="w14 w15 w16se w16cid w16 w16cex w16sdtdh w16sdtfl w16du wp14">
   <w:p>
     <w:pPr>
-      <w:pStyle w:val="af4"/>
+      <w:pStyle w:val="Footer"/>
     </w:pPr>
   </w:p>
 </w:ftr>
@@ -13456,7 +13533,7 @@
 <w:hdr xmlns:wpc="http://schemas.microsoft.com/office/word/2010/wordprocessingCanvas" xmlns:cx="http://schemas.microsoft.com/office/drawing/2014/chartex" xmlns:cx1="http://schemas.microsoft.com/office/drawing/2015/9/8/chartex" xmlns:cx2="http://schemas.microsoft.com/office/drawing/2015/10/21/chartex" xmlns:cx3="http://schemas.microsoft.com/office/drawing/2016/5/9/chartex" xmlns:cx4="http://schemas.microsoft.com/office/drawing/2016/5/10/chartex" xmlns:cx5="http://schemas.microsoft.com/office/drawing/2016/5/11/chartex" xmlns:cx6="http://schemas.microsoft.com/office/drawing/2016/5/12/chartex" xmlns:cx7="http://schemas.microsoft.com/office/drawing/2016/5/13/chartex" xmlns:cx8="http://schemas.microsoft.com/office/drawing/2016/5/14/chartex" xmlns:mc="http://schemas.openxmlformats.org/markup-compatibility/2006" xmlns:aink="http://schemas.microsoft.com/office/drawing/2016/ink" xmlns:am3d="http://schemas.microsoft.com/office/drawing/2017/model3d" xmlns:o="urn:schemas-microsoft-com:office:office" xmlns:oel="http://schemas.microsoft.com/office/2019/extlst" xmlns:r="http://schemas.openxmlformats.org/officeDocument/2006/relationships" xmlns:m="http://schemas.openxmlformats.org/officeDocument/2006/math" xmlns:v="urn:schemas-microsoft-com:vml" xmlns:wp14="http://schemas.microsoft.com/office/word/2010/wordprocessingDrawing" xmlns:wp="http://schemas.openxmlformats.org/drawingml/2006/wordprocessingDrawing" xmlns:w10="urn:schemas-microsoft-com:office:word" xmlns:w="http://schemas.openxmlformats.org/wordprocessingml/2006/main" xmlns:w14="http://schemas.microsoft.com/office/word/2010/wordml" xmlns:w15="http://schemas.microsoft.com/office/word/2012/wordml" xmlns:w16cex="http://schemas.microsoft.com/office/word/2018/wordml/cex" xmlns:w16cid="http://schemas.microsoft.com/office/word/2016/wordml/cid" xmlns:w16="http://schemas.microsoft.com/office/word/2018/wordml" xmlns:w16du="http://schemas.microsoft.com/office/word/2023/wordml/word16du" xmlns:w16sdtdh="http://schemas.microsoft.com/office/word/2020/wordml/sdtdatahash" xmlns:w16sdtfl="http://schemas.microsoft.com/office/word/2024/wordml/sdtformatlock" xmlns:w16se="http://schemas.microsoft.com/office/word/2015/wordml/symex" xmlns:wpg="http://schemas.microsoft.com/office/word/2010/wordprocessingGroup" xmlns:wpi="http://schemas.microsoft.com/office/word/2010/wordprocessingInk" xmlns:wne="http://schemas.microsoft.com/office/word/2006/wordml" xmlns:wps="http://schemas.microsoft.com/office/word/2010/wordprocessingShape" mc:Ignorable="w14 w15 w16se w16cid w16 w16cex w16sdtdh w16sdtfl w16du wp14">
   <w:p>
     <w:pPr>
-      <w:pStyle w:val="af2"/>
+      <w:pStyle w:val="Header"/>
     </w:pPr>
   </w:p>
 </w:hdr>
@@ -13466,7 +13543,7 @@
 <w:hdr xmlns:wpc="http://schemas.microsoft.com/office/word/2010/wordprocessingCanvas" xmlns:cx="http://schemas.microsoft.com/office/drawing/2014/chartex" xmlns:cx1="http://schemas.microsoft.com/office/drawing/2015/9/8/chartex" xmlns:cx2="http://schemas.microsoft.com/office/drawing/2015/10/21/chartex" xmlns:cx3="http://schemas.microsoft.com/office/drawing/2016/5/9/chartex" xmlns:cx4="http://schemas.microsoft.com/office/drawing/2016/5/10/chartex" xmlns:cx5="http://schemas.microsoft.com/office/drawing/2016/5/11/chartex" xmlns:cx6="http://schemas.microsoft.com/office/drawing/2016/5/12/chartex" xmlns:cx7="http://schemas.microsoft.com/office/drawing/2016/5/13/chartex" xmlns:cx8="http://schemas.microsoft.com/office/drawing/2016/5/14/chartex" xmlns:mc="http://schemas.openxmlformats.org/markup-compatibility/2006" xmlns:aink="http://schemas.microsoft.com/office/drawing/2016/ink" xmlns:am3d="http://schemas.microsoft.com/office/drawing/2017/model3d" xmlns:o="urn:schemas-microsoft-com:office:office" xmlns:oel="http://schemas.microsoft.com/office/2019/extlst" xmlns:r="http://schemas.openxmlformats.org/officeDocument/2006/relationships" xmlns:m="http://schemas.openxmlformats.org/officeDocument/2006/math" xmlns:v="urn:schemas-microsoft-com:vml" xmlns:wp14="http://schemas.microsoft.com/office/word/2010/wordprocessingDrawing" xmlns:wp="http://schemas.openxmlformats.org/drawingml/2006/wordprocessingDrawing" xmlns:w10="urn:schemas-microsoft-com:office:word" xmlns:w="http://schemas.openxmlformats.org/wordprocessingml/2006/main" xmlns:w14="http://schemas.microsoft.com/office/word/2010/wordml" xmlns:w15="http://schemas.microsoft.com/office/word/2012/wordml" xmlns:w16cex="http://schemas.microsoft.com/office/word/2018/wordml/cex" xmlns:w16cid="http://schemas.microsoft.com/office/word/2016/wordml/cid" xmlns:w16="http://schemas.microsoft.com/office/word/2018/wordml" xmlns:w16du="http://schemas.microsoft.com/office/word/2023/wordml/word16du" xmlns:w16sdtdh="http://schemas.microsoft.com/office/word/2020/wordml/sdtdatahash" xmlns:w16sdtfl="http://schemas.microsoft.com/office/word/2024/wordml/sdtformatlock" xmlns:w16se="http://schemas.microsoft.com/office/word/2015/wordml/symex" xmlns:wpg="http://schemas.microsoft.com/office/word/2010/wordprocessingGroup" xmlns:wpi="http://schemas.microsoft.com/office/word/2010/wordprocessingInk" xmlns:wne="http://schemas.microsoft.com/office/word/2006/wordml" xmlns:wps="http://schemas.microsoft.com/office/word/2010/wordprocessingShape" mc:Ignorable="w14 w15 w16se w16cid w16 w16cex w16sdtdh w16sdtfl w16du wp14">
   <w:p>
     <w:pPr>
-      <w:pStyle w:val="af2"/>
+      <w:pStyle w:val="Header"/>
     </w:pPr>
   </w:p>
 </w:hdr>
@@ -13476,7 +13553,7 @@
 <w:hdr xmlns:wpc="http://schemas.microsoft.com/office/word/2010/wordprocessingCanvas" xmlns:cx="http://schemas.microsoft.com/office/drawing/2014/chartex" xmlns:cx1="http://schemas.microsoft.com/office/drawing/2015/9/8/chartex" xmlns:cx2="http://schemas.microsoft.com/office/drawing/2015/10/21/chartex" xmlns:cx3="http://schemas.microsoft.com/office/drawing/2016/5/9/chartex" xmlns:cx4="http://schemas.microsoft.com/office/drawing/2016/5/10/chartex" xmlns:cx5="http://schemas.microsoft.com/office/drawing/2016/5/11/chartex" xmlns:cx6="http://schemas.microsoft.com/office/drawing/2016/5/12/chartex" xmlns:cx7="http://schemas.microsoft.com/office/drawing/2016/5/13/chartex" xmlns:cx8="http://schemas.microsoft.com/office/drawing/2016/5/14/chartex" xmlns:mc="http://schemas.openxmlformats.org/markup-compatibility/2006" xmlns:aink="http://schemas.microsoft.com/office/drawing/2016/ink" xmlns:am3d="http://schemas.microsoft.com/office/drawing/2017/model3d" xmlns:o="urn:schemas-microsoft-com:office:office" xmlns:oel="http://schemas.microsoft.com/office/2019/extlst" xmlns:r="http://schemas.openxmlformats.org/officeDocument/2006/relationships" xmlns:m="http://schemas.openxmlformats.org/officeDocument/2006/math" xmlns:v="urn:schemas-microsoft-com:vml" xmlns:wp14="http://schemas.microsoft.com/office/word/2010/wordprocessingDrawing" xmlns:wp="http://schemas.openxmlformats.org/drawingml/2006/wordprocessingDrawing" xmlns:w10="urn:schemas-microsoft-com:office:word" xmlns:w="http://schemas.openxmlformats.org/wordprocessingml/2006/main" xmlns:w14="http://schemas.microsoft.com/office/word/2010/wordml" xmlns:w15="http://schemas.microsoft.com/office/word/2012/wordml" xmlns:w16cex="http://schemas.microsoft.com/office/word/2018/wordml/cex" xmlns:w16cid="http://schemas.microsoft.com/office/word/2016/wordml/cid" xmlns:w16="http://schemas.microsoft.com/office/word/2018/wordml" xmlns:w16du="http://schemas.microsoft.com/office/word/2023/wordml/word16du" xmlns:w16sdtdh="http://schemas.microsoft.com/office/word/2020/wordml/sdtdatahash" xmlns:w16sdtfl="http://schemas.microsoft.com/office/word/2024/wordml/sdtformatlock" xmlns:w16se="http://schemas.microsoft.com/office/word/2015/wordml/symex" xmlns:wpg="http://schemas.microsoft.com/office/word/2010/wordprocessingGroup" xmlns:wpi="http://schemas.microsoft.com/office/word/2010/wordprocessingInk" xmlns:wne="http://schemas.microsoft.com/office/word/2006/wordml" xmlns:wps="http://schemas.microsoft.com/office/word/2010/wordprocessingShape" mc:Ignorable="w14 w15 w16se w16cid w16 w16cex w16sdtdh w16sdtfl w16du wp14">
   <w:p>
     <w:pPr>
-      <w:pStyle w:val="af2"/>
+      <w:pStyle w:val="Header"/>
     </w:pPr>
   </w:p>
 </w:hdr>
@@ -15096,7 +15173,7 @@
     <w:lsdException w:name="Unresolved Mention" w:semiHidden="1" w:unhideWhenUsed="1"/>
     <w:lsdException w:name="Smart Link" w:semiHidden="1" w:unhideWhenUsed="1"/>
   </w:latentStyles>
-  <w:style w:type="paragraph" w:default="1" w:styleId="a">
+  <w:style w:type="paragraph" w:default="1" w:styleId="Normal">
     <w:name w:val="Normal"/>
     <w:qFormat/>
     <w:rsid w:val="00EE5EE2"/>
@@ -15104,11 +15181,11 @@
       <w:rFonts w:ascii="Times New Roman" w:hAnsi="Times New Roman"/>
     </w:rPr>
   </w:style>
-  <w:style w:type="paragraph" w:styleId="1">
+  <w:style w:type="paragraph" w:styleId="Heading1">
     <w:name w:val="heading 1"/>
-    <w:basedOn w:val="a"/>
-    <w:next w:val="a"/>
-    <w:link w:val="10"/>
+    <w:basedOn w:val="Normal"/>
+    <w:next w:val="Normal"/>
+    <w:link w:val="Heading1Char"/>
     <w:uiPriority w:val="9"/>
     <w:qFormat/>
     <w:rsid w:val="00A621B5"/>
@@ -15126,11 +15203,11 @@
       <w:szCs w:val="40"/>
     </w:rPr>
   </w:style>
-  <w:style w:type="paragraph" w:styleId="2">
+  <w:style w:type="paragraph" w:styleId="Heading2">
     <w:name w:val="heading 2"/>
-    <w:basedOn w:val="a"/>
-    <w:next w:val="a"/>
-    <w:link w:val="20"/>
+    <w:basedOn w:val="Normal"/>
+    <w:next w:val="Normal"/>
+    <w:link w:val="Heading2Char"/>
     <w:uiPriority w:val="9"/>
     <w:unhideWhenUsed/>
     <w:qFormat/>
@@ -15148,11 +15225,11 @@
       <w:szCs w:val="32"/>
     </w:rPr>
   </w:style>
-  <w:style w:type="paragraph" w:styleId="3">
+  <w:style w:type="paragraph" w:styleId="Heading3">
     <w:name w:val="heading 3"/>
-    <w:basedOn w:val="a"/>
-    <w:next w:val="a"/>
-    <w:link w:val="30"/>
+    <w:basedOn w:val="Normal"/>
+    <w:next w:val="Normal"/>
+    <w:link w:val="Heading3Char"/>
     <w:uiPriority w:val="9"/>
     <w:semiHidden/>
     <w:unhideWhenUsed/>
@@ -15171,11 +15248,11 @@
       <w:szCs w:val="28"/>
     </w:rPr>
   </w:style>
-  <w:style w:type="paragraph" w:styleId="4">
+  <w:style w:type="paragraph" w:styleId="Heading4">
     <w:name w:val="heading 4"/>
-    <w:basedOn w:val="a"/>
-    <w:next w:val="a"/>
-    <w:link w:val="40"/>
+    <w:basedOn w:val="Normal"/>
+    <w:next w:val="Normal"/>
+    <w:link w:val="Heading4Char"/>
     <w:uiPriority w:val="9"/>
     <w:semiHidden/>
     <w:unhideWhenUsed/>
@@ -15194,11 +15271,11 @@
       <w:color w:val="0F4761" w:themeColor="accent1" w:themeShade="BF"/>
     </w:rPr>
   </w:style>
-  <w:style w:type="paragraph" w:styleId="5">
+  <w:style w:type="paragraph" w:styleId="Heading5">
     <w:name w:val="heading 5"/>
-    <w:basedOn w:val="a"/>
-    <w:next w:val="a"/>
-    <w:link w:val="50"/>
+    <w:basedOn w:val="Normal"/>
+    <w:next w:val="Normal"/>
+    <w:link w:val="Heading5Char"/>
     <w:uiPriority w:val="9"/>
     <w:semiHidden/>
     <w:unhideWhenUsed/>
@@ -15215,11 +15292,11 @@
       <w:color w:val="0F4761" w:themeColor="accent1" w:themeShade="BF"/>
     </w:rPr>
   </w:style>
-  <w:style w:type="paragraph" w:styleId="6">
+  <w:style w:type="paragraph" w:styleId="Heading6">
     <w:name w:val="heading 6"/>
-    <w:basedOn w:val="a"/>
-    <w:next w:val="a"/>
-    <w:link w:val="60"/>
+    <w:basedOn w:val="Normal"/>
+    <w:next w:val="Normal"/>
+    <w:link w:val="Heading6Char"/>
     <w:uiPriority w:val="9"/>
     <w:semiHidden/>
     <w:unhideWhenUsed/>
@@ -15238,11 +15315,11 @@
       <w:color w:val="595959" w:themeColor="text1" w:themeTint="A6"/>
     </w:rPr>
   </w:style>
-  <w:style w:type="paragraph" w:styleId="7">
+  <w:style w:type="paragraph" w:styleId="Heading7">
     <w:name w:val="heading 7"/>
-    <w:basedOn w:val="a"/>
-    <w:next w:val="a"/>
-    <w:link w:val="70"/>
+    <w:basedOn w:val="Normal"/>
+    <w:next w:val="Normal"/>
+    <w:link w:val="Heading7Char"/>
     <w:uiPriority w:val="9"/>
     <w:semiHidden/>
     <w:unhideWhenUsed/>
@@ -15259,11 +15336,11 @@
       <w:color w:val="595959" w:themeColor="text1" w:themeTint="A6"/>
     </w:rPr>
   </w:style>
-  <w:style w:type="paragraph" w:styleId="8">
+  <w:style w:type="paragraph" w:styleId="Heading8">
     <w:name w:val="heading 8"/>
-    <w:basedOn w:val="a"/>
-    <w:next w:val="a"/>
-    <w:link w:val="80"/>
+    <w:basedOn w:val="Normal"/>
+    <w:next w:val="Normal"/>
+    <w:link w:val="Heading8Char"/>
     <w:uiPriority w:val="9"/>
     <w:semiHidden/>
     <w:unhideWhenUsed/>
@@ -15282,11 +15359,11 @@
       <w:color w:val="272727" w:themeColor="text1" w:themeTint="D8"/>
     </w:rPr>
   </w:style>
-  <w:style w:type="paragraph" w:styleId="9">
+  <w:style w:type="paragraph" w:styleId="Heading9">
     <w:name w:val="heading 9"/>
-    <w:basedOn w:val="a"/>
-    <w:next w:val="a"/>
-    <w:link w:val="90"/>
+    <w:basedOn w:val="Normal"/>
+    <w:next w:val="Normal"/>
+    <w:link w:val="Heading9Char"/>
     <w:uiPriority w:val="9"/>
     <w:semiHidden/>
     <w:unhideWhenUsed/>
@@ -15303,13 +15380,13 @@
       <w:color w:val="272727" w:themeColor="text1" w:themeTint="D8"/>
     </w:rPr>
   </w:style>
-  <w:style w:type="character" w:default="1" w:styleId="a0">
+  <w:style w:type="character" w:default="1" w:styleId="DefaultParagraphFont">
     <w:name w:val="Default Paragraph Font"/>
     <w:uiPriority w:val="1"/>
     <w:semiHidden/>
     <w:unhideWhenUsed/>
   </w:style>
-  <w:style w:type="table" w:default="1" w:styleId="a1">
+  <w:style w:type="table" w:default="1" w:styleId="TableNormal">
     <w:name w:val="Normal Table"/>
     <w:uiPriority w:val="99"/>
     <w:semiHidden/>
@@ -15324,16 +15401,16 @@
       </w:tblCellMar>
     </w:tblPr>
   </w:style>
-  <w:style w:type="numbering" w:default="1" w:styleId="a2">
+  <w:style w:type="numbering" w:default="1" w:styleId="NoList">
     <w:name w:val="No List"/>
     <w:uiPriority w:val="99"/>
     <w:semiHidden/>
     <w:unhideWhenUsed/>
   </w:style>
-  <w:style w:type="character" w:customStyle="1" w:styleId="10">
-    <w:name w:val="Заглавие 1 Знак"/>
-    <w:basedOn w:val="a0"/>
-    <w:link w:val="1"/>
+  <w:style w:type="character" w:customStyle="1" w:styleId="Heading1Char">
+    <w:name w:val="Heading 1 Char"/>
+    <w:basedOn w:val="DefaultParagraphFont"/>
+    <w:link w:val="Heading1"/>
     <w:uiPriority w:val="9"/>
     <w:rsid w:val="00A621B5"/>
     <w:rPr>
@@ -15344,10 +15421,10 @@
       <w:szCs w:val="40"/>
     </w:rPr>
   </w:style>
-  <w:style w:type="character" w:customStyle="1" w:styleId="20">
-    <w:name w:val="Заглавие 2 Знак"/>
-    <w:basedOn w:val="a0"/>
-    <w:link w:val="2"/>
+  <w:style w:type="character" w:customStyle="1" w:styleId="Heading2Char">
+    <w:name w:val="Heading 2 Char"/>
+    <w:basedOn w:val="DefaultParagraphFont"/>
+    <w:link w:val="Heading2"/>
     <w:uiPriority w:val="9"/>
     <w:rsid w:val="00F83479"/>
     <w:rPr>
@@ -15357,10 +15434,10 @@
       <w:szCs w:val="32"/>
     </w:rPr>
   </w:style>
-  <w:style w:type="character" w:customStyle="1" w:styleId="30">
-    <w:name w:val="Заглавие 3 Знак"/>
-    <w:basedOn w:val="a0"/>
-    <w:link w:val="3"/>
+  <w:style w:type="character" w:customStyle="1" w:styleId="Heading3Char">
+    <w:name w:val="Heading 3 Char"/>
+    <w:basedOn w:val="DefaultParagraphFont"/>
+    <w:link w:val="Heading3"/>
     <w:uiPriority w:val="9"/>
     <w:semiHidden/>
     <w:rsid w:val="0060548E"/>
@@ -15371,10 +15448,10 @@
       <w:szCs w:val="28"/>
     </w:rPr>
   </w:style>
-  <w:style w:type="character" w:customStyle="1" w:styleId="40">
-    <w:name w:val="Заглавие 4 Знак"/>
-    <w:basedOn w:val="a0"/>
-    <w:link w:val="4"/>
+  <w:style w:type="character" w:customStyle="1" w:styleId="Heading4Char">
+    <w:name w:val="Heading 4 Char"/>
+    <w:basedOn w:val="DefaultParagraphFont"/>
+    <w:link w:val="Heading4"/>
     <w:uiPriority w:val="9"/>
     <w:semiHidden/>
     <w:rsid w:val="0060548E"/>
@@ -15385,10 +15462,10 @@
       <w:color w:val="0F4761" w:themeColor="accent1" w:themeShade="BF"/>
     </w:rPr>
   </w:style>
-  <w:style w:type="character" w:customStyle="1" w:styleId="50">
-    <w:name w:val="Заглавие 5 Знак"/>
-    <w:basedOn w:val="a0"/>
-    <w:link w:val="5"/>
+  <w:style w:type="character" w:customStyle="1" w:styleId="Heading5Char">
+    <w:name w:val="Heading 5 Char"/>
+    <w:basedOn w:val="DefaultParagraphFont"/>
+    <w:link w:val="Heading5"/>
     <w:uiPriority w:val="9"/>
     <w:semiHidden/>
     <w:rsid w:val="0060548E"/>
@@ -15397,10 +15474,10 @@
       <w:color w:val="0F4761" w:themeColor="accent1" w:themeShade="BF"/>
     </w:rPr>
   </w:style>
-  <w:style w:type="character" w:customStyle="1" w:styleId="60">
-    <w:name w:val="Заглавие 6 Знак"/>
-    <w:basedOn w:val="a0"/>
-    <w:link w:val="6"/>
+  <w:style w:type="character" w:customStyle="1" w:styleId="Heading6Char">
+    <w:name w:val="Heading 6 Char"/>
+    <w:basedOn w:val="DefaultParagraphFont"/>
+    <w:link w:val="Heading6"/>
     <w:uiPriority w:val="9"/>
     <w:semiHidden/>
     <w:rsid w:val="0060548E"/>
@@ -15411,10 +15488,10 @@
       <w:color w:val="595959" w:themeColor="text1" w:themeTint="A6"/>
     </w:rPr>
   </w:style>
-  <w:style w:type="character" w:customStyle="1" w:styleId="70">
-    <w:name w:val="Заглавие 7 Знак"/>
-    <w:basedOn w:val="a0"/>
-    <w:link w:val="7"/>
+  <w:style w:type="character" w:customStyle="1" w:styleId="Heading7Char">
+    <w:name w:val="Heading 7 Char"/>
+    <w:basedOn w:val="DefaultParagraphFont"/>
+    <w:link w:val="Heading7"/>
     <w:uiPriority w:val="9"/>
     <w:semiHidden/>
     <w:rsid w:val="0060548E"/>
@@ -15423,10 +15500,10 @@
       <w:color w:val="595959" w:themeColor="text1" w:themeTint="A6"/>
     </w:rPr>
   </w:style>
-  <w:style w:type="character" w:customStyle="1" w:styleId="80">
-    <w:name w:val="Заглавие 8 Знак"/>
-    <w:basedOn w:val="a0"/>
-    <w:link w:val="8"/>
+  <w:style w:type="character" w:customStyle="1" w:styleId="Heading8Char">
+    <w:name w:val="Heading 8 Char"/>
+    <w:basedOn w:val="DefaultParagraphFont"/>
+    <w:link w:val="Heading8"/>
     <w:uiPriority w:val="9"/>
     <w:semiHidden/>
     <w:rsid w:val="0060548E"/>
@@ -15437,10 +15514,10 @@
       <w:color w:val="272727" w:themeColor="text1" w:themeTint="D8"/>
     </w:rPr>
   </w:style>
-  <w:style w:type="character" w:customStyle="1" w:styleId="90">
-    <w:name w:val="Заглавие 9 Знак"/>
-    <w:basedOn w:val="a0"/>
-    <w:link w:val="9"/>
+  <w:style w:type="character" w:customStyle="1" w:styleId="Heading9Char">
+    <w:name w:val="Heading 9 Char"/>
+    <w:basedOn w:val="DefaultParagraphFont"/>
+    <w:link w:val="Heading9"/>
     <w:uiPriority w:val="9"/>
     <w:semiHidden/>
     <w:rsid w:val="0060548E"/>
@@ -15449,11 +15526,11 @@
       <w:color w:val="272727" w:themeColor="text1" w:themeTint="D8"/>
     </w:rPr>
   </w:style>
-  <w:style w:type="paragraph" w:styleId="a3">
+  <w:style w:type="paragraph" w:styleId="Title">
     <w:name w:val="Title"/>
-    <w:basedOn w:val="a"/>
-    <w:next w:val="a"/>
-    <w:link w:val="a4"/>
+    <w:basedOn w:val="Normal"/>
+    <w:next w:val="Normal"/>
+    <w:link w:val="TitleChar"/>
     <w:uiPriority w:val="10"/>
     <w:qFormat/>
     <w:rsid w:val="0060548E"/>
@@ -15469,10 +15546,10 @@
       <w:szCs w:val="56"/>
     </w:rPr>
   </w:style>
-  <w:style w:type="character" w:customStyle="1" w:styleId="a4">
-    <w:name w:val="Заглавие Знак"/>
-    <w:basedOn w:val="a0"/>
-    <w:link w:val="a3"/>
+  <w:style w:type="character" w:customStyle="1" w:styleId="TitleChar">
+    <w:name w:val="Title Char"/>
+    <w:basedOn w:val="DefaultParagraphFont"/>
+    <w:link w:val="Title"/>
     <w:uiPriority w:val="10"/>
     <w:rsid w:val="0060548E"/>
     <w:rPr>
@@ -15483,11 +15560,11 @@
       <w:szCs w:val="56"/>
     </w:rPr>
   </w:style>
-  <w:style w:type="paragraph" w:styleId="a5">
+  <w:style w:type="paragraph" w:styleId="Subtitle">
     <w:name w:val="Subtitle"/>
-    <w:basedOn w:val="a"/>
-    <w:next w:val="a"/>
-    <w:link w:val="a6"/>
+    <w:basedOn w:val="Normal"/>
+    <w:next w:val="Normal"/>
+    <w:link w:val="SubtitleChar"/>
     <w:uiPriority w:val="11"/>
     <w:qFormat/>
     <w:rsid w:val="0060548E"/>
@@ -15504,10 +15581,10 @@
       <w:szCs w:val="28"/>
     </w:rPr>
   </w:style>
-  <w:style w:type="character" w:customStyle="1" w:styleId="a6">
-    <w:name w:val="Подзаглавие Знак"/>
-    <w:basedOn w:val="a0"/>
-    <w:link w:val="a5"/>
+  <w:style w:type="character" w:customStyle="1" w:styleId="SubtitleChar">
+    <w:name w:val="Subtitle Char"/>
+    <w:basedOn w:val="DefaultParagraphFont"/>
+    <w:link w:val="Subtitle"/>
     <w:uiPriority w:val="11"/>
     <w:rsid w:val="0060548E"/>
     <w:rPr>
@@ -15518,11 +15595,11 @@
       <w:szCs w:val="28"/>
     </w:rPr>
   </w:style>
-  <w:style w:type="paragraph" w:styleId="a7">
+  <w:style w:type="paragraph" w:styleId="Quote">
     <w:name w:val="Quote"/>
-    <w:basedOn w:val="a"/>
-    <w:next w:val="a"/>
-    <w:link w:val="a8"/>
+    <w:basedOn w:val="Normal"/>
+    <w:next w:val="Normal"/>
+    <w:link w:val="QuoteChar"/>
     <w:uiPriority w:val="29"/>
     <w:qFormat/>
     <w:rsid w:val="0060548E"/>
@@ -15536,10 +15613,10 @@
       <w:color w:val="404040" w:themeColor="text1" w:themeTint="BF"/>
     </w:rPr>
   </w:style>
-  <w:style w:type="character" w:customStyle="1" w:styleId="a8">
-    <w:name w:val="Цитат Знак"/>
-    <w:basedOn w:val="a0"/>
-    <w:link w:val="a7"/>
+  <w:style w:type="character" w:customStyle="1" w:styleId="QuoteChar">
+    <w:name w:val="Quote Char"/>
+    <w:basedOn w:val="DefaultParagraphFont"/>
+    <w:link w:val="Quote"/>
     <w:uiPriority w:val="29"/>
     <w:rsid w:val="0060548E"/>
     <w:rPr>
@@ -15548,9 +15625,9 @@
       <w:color w:val="404040" w:themeColor="text1" w:themeTint="BF"/>
     </w:rPr>
   </w:style>
-  <w:style w:type="paragraph" w:styleId="a9">
+  <w:style w:type="paragraph" w:styleId="ListParagraph">
     <w:name w:val="List Paragraph"/>
-    <w:basedOn w:val="a"/>
+    <w:basedOn w:val="Normal"/>
     <w:uiPriority w:val="34"/>
     <w:qFormat/>
     <w:rsid w:val="0060548E"/>
@@ -15559,9 +15636,9 @@
       <w:contextualSpacing/>
     </w:pPr>
   </w:style>
-  <w:style w:type="character" w:styleId="aa">
+  <w:style w:type="character" w:styleId="IntenseEmphasis">
     <w:name w:val="Intense Emphasis"/>
-    <w:basedOn w:val="a0"/>
+    <w:basedOn w:val="DefaultParagraphFont"/>
     <w:uiPriority w:val="21"/>
     <w:qFormat/>
     <w:rsid w:val="0060548E"/>
@@ -15571,11 +15648,11 @@
       <w:color w:val="0F4761" w:themeColor="accent1" w:themeShade="BF"/>
     </w:rPr>
   </w:style>
-  <w:style w:type="paragraph" w:styleId="ab">
+  <w:style w:type="paragraph" w:styleId="IntenseQuote">
     <w:name w:val="Intense Quote"/>
-    <w:basedOn w:val="a"/>
-    <w:next w:val="a"/>
-    <w:link w:val="ac"/>
+    <w:basedOn w:val="Normal"/>
+    <w:next w:val="Normal"/>
+    <w:link w:val="IntenseQuoteChar"/>
     <w:uiPriority w:val="30"/>
     <w:qFormat/>
     <w:rsid w:val="0060548E"/>
@@ -15594,10 +15671,10 @@
       <w:color w:val="0F4761" w:themeColor="accent1" w:themeShade="BF"/>
     </w:rPr>
   </w:style>
-  <w:style w:type="character" w:customStyle="1" w:styleId="ac">
-    <w:name w:val="Интензивно цитиране Знак"/>
-    <w:basedOn w:val="a0"/>
-    <w:link w:val="ab"/>
+  <w:style w:type="character" w:customStyle="1" w:styleId="IntenseQuoteChar">
+    <w:name w:val="Intense Quote Char"/>
+    <w:basedOn w:val="DefaultParagraphFont"/>
+    <w:link w:val="IntenseQuote"/>
     <w:uiPriority w:val="30"/>
     <w:rsid w:val="0060548E"/>
     <w:rPr>
@@ -15606,9 +15683,9 @@
       <w:color w:val="0F4761" w:themeColor="accent1" w:themeShade="BF"/>
     </w:rPr>
   </w:style>
-  <w:style w:type="character" w:styleId="ad">
+  <w:style w:type="character" w:styleId="IntenseReference">
     <w:name w:val="Intense Reference"/>
-    <w:basedOn w:val="a0"/>
+    <w:basedOn w:val="DefaultParagraphFont"/>
     <w:uiPriority w:val="32"/>
     <w:qFormat/>
     <w:rsid w:val="0060548E"/>
@@ -15620,10 +15697,10 @@
       <w:spacing w:val="5"/>
     </w:rPr>
   </w:style>
-  <w:style w:type="paragraph" w:styleId="ae">
+  <w:style w:type="paragraph" w:styleId="TOCHeading">
     <w:name w:val="TOC Heading"/>
-    <w:basedOn w:val="1"/>
-    <w:next w:val="a"/>
+    <w:basedOn w:val="Heading1"/>
+    <w:next w:val="Normal"/>
     <w:uiPriority w:val="39"/>
     <w:unhideWhenUsed/>
     <w:qFormat/>
@@ -15642,10 +15719,10 @@
       <w14:ligatures w14:val="none"/>
     </w:rPr>
   </w:style>
-  <w:style w:type="paragraph" w:styleId="21">
+  <w:style w:type="paragraph" w:styleId="TOC2">
     <w:name w:val="toc 2"/>
-    <w:basedOn w:val="a"/>
-    <w:next w:val="a"/>
+    <w:basedOn w:val="Normal"/>
+    <w:next w:val="Normal"/>
     <w:autoRedefine/>
     <w:uiPriority w:val="39"/>
     <w:unhideWhenUsed/>
@@ -15662,10 +15739,10 @@
       <w14:ligatures w14:val="none"/>
     </w:rPr>
   </w:style>
-  <w:style w:type="paragraph" w:styleId="11">
+  <w:style w:type="paragraph" w:styleId="TOC1">
     <w:name w:val="toc 1"/>
-    <w:basedOn w:val="a"/>
-    <w:next w:val="a"/>
+    <w:basedOn w:val="Normal"/>
+    <w:next w:val="Normal"/>
     <w:autoRedefine/>
     <w:uiPriority w:val="39"/>
     <w:unhideWhenUsed/>
@@ -15681,10 +15758,10 @@
       <w14:ligatures w14:val="none"/>
     </w:rPr>
   </w:style>
-  <w:style w:type="paragraph" w:styleId="31">
+  <w:style w:type="paragraph" w:styleId="TOC3">
     <w:name w:val="toc 3"/>
-    <w:basedOn w:val="a"/>
-    <w:next w:val="a"/>
+    <w:basedOn w:val="Normal"/>
+    <w:next w:val="Normal"/>
     <w:autoRedefine/>
     <w:uiPriority w:val="39"/>
     <w:unhideWhenUsed/>
@@ -15701,9 +15778,9 @@
       <w14:ligatures w14:val="none"/>
     </w:rPr>
   </w:style>
-  <w:style w:type="character" w:styleId="af">
+  <w:style w:type="character" w:styleId="Hyperlink">
     <w:name w:val="Hyperlink"/>
-    <w:basedOn w:val="a0"/>
+    <w:basedOn w:val="DefaultParagraphFont"/>
     <w:uiPriority w:val="99"/>
     <w:unhideWhenUsed/>
     <w:rsid w:val="00EE5EE2"/>
@@ -15712,9 +15789,9 @@
       <w:u w:val="single"/>
     </w:rPr>
   </w:style>
-  <w:style w:type="character" w:styleId="af0">
+  <w:style w:type="character" w:styleId="Strong">
     <w:name w:val="Strong"/>
-    <w:basedOn w:val="a0"/>
+    <w:basedOn w:val="DefaultParagraphFont"/>
     <w:uiPriority w:val="22"/>
     <w:qFormat/>
     <w:rsid w:val="00290CD0"/>
@@ -15723,9 +15800,9 @@
       <w:bCs/>
     </w:rPr>
   </w:style>
-  <w:style w:type="paragraph" w:styleId="af1">
+  <w:style w:type="paragraph" w:styleId="NormalWeb">
     <w:name w:val="Normal (Web)"/>
-    <w:basedOn w:val="a"/>
+    <w:basedOn w:val="Normal"/>
     <w:uiPriority w:val="99"/>
     <w:semiHidden/>
     <w:unhideWhenUsed/>
@@ -15739,9 +15816,9 @@
       <w14:ligatures w14:val="none"/>
     </w:rPr>
   </w:style>
-  <w:style w:type="character" w:styleId="HTML">
+  <w:style w:type="character" w:styleId="HTMLCode">
     <w:name w:val="HTML Code"/>
-    <w:basedOn w:val="a0"/>
+    <w:basedOn w:val="DefaultParagraphFont"/>
     <w:uiPriority w:val="99"/>
     <w:semiHidden/>
     <w:unhideWhenUsed/>
@@ -15752,10 +15829,10 @@
       <w:szCs w:val="20"/>
     </w:rPr>
   </w:style>
-  <w:style w:type="paragraph" w:styleId="af2">
+  <w:style w:type="paragraph" w:styleId="Header">
     <w:name w:val="header"/>
-    <w:basedOn w:val="a"/>
-    <w:link w:val="af3"/>
+    <w:basedOn w:val="Normal"/>
+    <w:link w:val="HeaderChar"/>
     <w:uiPriority w:val="99"/>
     <w:unhideWhenUsed/>
     <w:rsid w:val="00F12033"/>
@@ -15767,20 +15844,20 @@
       <w:spacing w:after="0" w:line="240" w:lineRule="auto"/>
     </w:pPr>
   </w:style>
-  <w:style w:type="character" w:customStyle="1" w:styleId="af3">
-    <w:name w:val="Горен колонтитул Знак"/>
-    <w:basedOn w:val="a0"/>
-    <w:link w:val="af2"/>
+  <w:style w:type="character" w:customStyle="1" w:styleId="HeaderChar">
+    <w:name w:val="Header Char"/>
+    <w:basedOn w:val="DefaultParagraphFont"/>
+    <w:link w:val="Header"/>
     <w:uiPriority w:val="99"/>
     <w:rsid w:val="00F12033"/>
     <w:rPr>
       <w:rFonts w:ascii="Times New Roman" w:hAnsi="Times New Roman"/>
     </w:rPr>
   </w:style>
-  <w:style w:type="paragraph" w:styleId="af4">
+  <w:style w:type="paragraph" w:styleId="Footer">
     <w:name w:val="footer"/>
-    <w:basedOn w:val="a"/>
-    <w:link w:val="af5"/>
+    <w:basedOn w:val="Normal"/>
+    <w:link w:val="FooterChar"/>
     <w:uiPriority w:val="99"/>
     <w:unhideWhenUsed/>
     <w:rsid w:val="00F12033"/>
@@ -15792,10 +15869,10 @@
       <w:spacing w:after="0" w:line="240" w:lineRule="auto"/>
     </w:pPr>
   </w:style>
-  <w:style w:type="character" w:customStyle="1" w:styleId="af5">
-    <w:name w:val="Долен колонтитул Знак"/>
-    <w:basedOn w:val="a0"/>
-    <w:link w:val="af4"/>
+  <w:style w:type="character" w:customStyle="1" w:styleId="FooterChar">
+    <w:name w:val="Footer Char"/>
+    <w:basedOn w:val="DefaultParagraphFont"/>
+    <w:link w:val="Footer"/>
     <w:uiPriority w:val="99"/>
     <w:rsid w:val="00F12033"/>
     <w:rPr>
